--- a/docs/downloads/john-nelson-darby/تم/doc_0329.docx
+++ b/docs/downloads/john-nelson-darby/تم/doc_0329.docx
@@ -4,673 +4,838 @@
   <w:body>
     <w:p>
       <w:pPr>
-        <w:bidi/>
         <w:jc w:val="both"/>
         <w:rPr>
-          <w:rFonts w:ascii="Sakkal Majalla" w:hAnsi="Sakkal Majalla" w:cs="Sakkal Majalla"/>
-          <w:sz w:val="28"/>
-          <w:szCs w:val="28"/>
-          <w:rtl/>
+          <w:rtl/>
+          <w:lang w:bidi="ar-AE"/>
         </w:rPr>
       </w:pPr>
       <w:hyperlink r:id="rId7" w:history="1">
         <w:r>
           <w:rPr>
             <w:rStyle w:val="Hyperlink"/>
-            <w:rFonts w:ascii="Sakkal Majalla" w:hAnsi="Sakkal Majalla" w:cs="Sakkal Majalla" w:hint="cs"/>
-            <w:sz w:val="28"/>
-            <w:szCs w:val="28"/>
+            <w:rFonts w:hint="cs"/>
             <w:rtl/>
+            <w:lang w:bidi="ar-AE"/>
           </w:rPr>
           <w:t>النذير</w:t>
         </w:r>
       </w:hyperlink>
-      <w:r>
-        <w:rPr>
-          <w:rFonts w:ascii="Sakkal Majalla" w:hAnsi="Sakkal Majalla" w:cs="Sakkal Majalla" w:hint="cs"/>
-          <w:sz w:val="28"/>
-          <w:szCs w:val="28"/>
-          <w:rtl/>
-        </w:rPr>
-        <w:t xml:space="preserve"> </w:t>
-      </w:r>
     </w:p>
     <w:p>
       <w:pPr>
-        <w:bidi/>
         <w:jc w:val="both"/>
         <w:rPr>
-          <w:rFonts w:ascii="Sakkal Majalla" w:hAnsi="Sakkal Majalla" w:cs="Sakkal Majalla"/>
-          <w:sz w:val="28"/>
-          <w:szCs w:val="28"/>
-          <w:rtl/>
-        </w:rPr>
-      </w:pPr>
-      <w:r>
-        <w:rPr>
-          <w:rFonts w:ascii="Sakkal Majalla" w:hAnsi="Sakkal Majalla" w:cs="Sakkal Majalla" w:hint="cs"/>
-          <w:sz w:val="28"/>
-          <w:szCs w:val="28"/>
-          <w:rtl/>
-        </w:rPr>
-        <w:t>يوحنا نلسون داربي</w:t>
+          <w:rtl/>
+          <w:lang w:bidi="ar-AE"/>
+        </w:rPr>
+      </w:pPr>
+      <w:r>
+        <w:rPr>
+          <w:lang w:bidi="ar-AE"/>
+        </w:rPr>
+        <w:t>John Nelson Darby</w:t>
       </w:r>
     </w:p>
     <w:p>
       <w:pPr>
-        <w:bidi/>
         <w:jc w:val="both"/>
         <w:rPr>
-          <w:rFonts w:ascii="Sakkal Majalla" w:hAnsi="Sakkal Majalla" w:cs="Sakkal Majalla"/>
-          <w:sz w:val="28"/>
-          <w:szCs w:val="28"/>
-          <w:rtl/>
-        </w:rPr>
-      </w:pPr>
-      <w:r>
-        <w:rPr>
-          <w:rFonts w:ascii="Sakkal Majalla" w:hAnsi="Sakkal Majalla" w:cs="Sakkal Majalla" w:hint="cs"/>
-          <w:sz w:val="28"/>
-          <w:szCs w:val="28"/>
-          <w:rtl/>
-        </w:rPr>
-        <w:t xml:space="preserve">يقدّم لنا النذير طابعًا مرتبطًا بحياة الكنيسة أو الاجتماع على الأرض؛ </w:t>
-      </w:r>
-      <w:r>
-        <w:rPr>
-          <w:rFonts w:ascii="Sakkal Majalla" w:hAnsi="Sakkal Majalla" w:cs="Sakkal Majalla" w:hint="cs"/>
-          <w:sz w:val="28"/>
-          <w:szCs w:val="28"/>
-          <w:rtl/>
-        </w:rPr>
-        <w:t>أ</w:t>
-      </w:r>
-      <w:r>
-        <w:rPr>
-          <w:rFonts w:ascii="Sakkal Majalla" w:hAnsi="Sakkal Majalla" w:cs="Sakkal Majalla" w:hint="cs"/>
-          <w:sz w:val="28"/>
-          <w:szCs w:val="28"/>
-          <w:rtl/>
-        </w:rPr>
-        <w:t xml:space="preserve">لا وهو الولاء الخاص لله. فالمرء يكرّس نفسه له. الرب هو المثال الكامل </w:t>
-      </w:r>
-      <w:r>
-        <w:rPr>
-          <w:rFonts w:ascii="Sakkal Majalla" w:hAnsi="Sakkal Majalla" w:cs="Sakkal Majalla" w:hint="cs"/>
-          <w:sz w:val="28"/>
-          <w:szCs w:val="28"/>
-          <w:rtl/>
-        </w:rPr>
-        <w:t>ل</w:t>
-      </w:r>
-      <w:bookmarkStart w:id="0" w:name="_GoBack"/>
-      <w:bookmarkEnd w:id="0"/>
-      <w:r>
-        <w:rPr>
-          <w:rFonts w:ascii="Sakkal Majalla" w:hAnsi="Sakkal Majalla" w:cs="Sakkal Majalla" w:hint="cs"/>
-          <w:sz w:val="28"/>
-          <w:szCs w:val="28"/>
-          <w:rtl/>
-        </w:rPr>
-        <w:t>ذلك. الكنيسة عليها أن تتبع خطواته. وفي هذه الفئة تنتمي حالات لوظيفة خاصة في التكريس للرب.</w:t>
+          <w:rtl/>
+          <w:lang w:bidi="ar-AE"/>
+        </w:rPr>
+      </w:pPr>
+      <w:r>
+        <w:rPr>
+          <w:rFonts w:hint="cs"/>
+          <w:rtl/>
+          <w:lang w:bidi="ar-AE"/>
+        </w:rPr>
+        <w:t>يعرض لنا النذير طابعًا مرتبط</w:t>
+      </w:r>
+      <w:r>
+        <w:rPr>
+          <w:rFonts w:hint="cs"/>
+          <w:rtl/>
+          <w:lang w:bidi="ar-AE"/>
+        </w:rPr>
+        <w:t>ًا</w:t>
+      </w:r>
+      <w:r>
+        <w:rPr>
+          <w:rFonts w:hint="cs"/>
+          <w:rtl/>
+          <w:lang w:bidi="ar-AE"/>
+        </w:rPr>
+        <w:t xml:space="preserve"> بحياة الكنيسة على هذه الأرض؛ ألا وهو الولاء الخاص لله. فالمرء يخصص نفسه له. الرب هو المثال الكامل في هذا الأمر. الكنيسة عليها أن تقتفي خطواته. فحالات دعوة خاصة في التخصص للرب</w:t>
+      </w:r>
+      <w:r>
+        <w:rPr>
+          <w:rtl/>
+        </w:rPr>
+        <w:t xml:space="preserve"> </w:t>
+      </w:r>
+      <w:r>
+        <w:rPr>
+          <w:rtl/>
+          <w:lang w:bidi="ar-AE"/>
+        </w:rPr>
+        <w:t>تدخل</w:t>
+      </w:r>
+      <w:r>
+        <w:rPr>
+          <w:rFonts w:hint="cs"/>
+          <w:rtl/>
+          <w:lang w:bidi="ar-AE"/>
+        </w:rPr>
+        <w:t xml:space="preserve"> أيضًا في هذه الفئة.</w:t>
       </w:r>
     </w:p>
     <w:p>
       <w:pPr>
-        <w:bidi/>
         <w:jc w:val="both"/>
         <w:rPr>
-          <w:rFonts w:ascii="Sakkal Majalla" w:hAnsi="Sakkal Majalla" w:cs="Sakkal Majalla"/>
-          <w:sz w:val="28"/>
-          <w:szCs w:val="28"/>
-          <w:rtl/>
-        </w:rPr>
-      </w:pPr>
-      <w:r>
-        <w:rPr>
-          <w:rFonts w:ascii="Sakkal Majalla" w:hAnsi="Sakkal Majalla" w:cs="Sakkal Majalla" w:hint="cs"/>
-          <w:sz w:val="28"/>
-          <w:szCs w:val="28"/>
-          <w:rtl/>
-        </w:rPr>
-        <w:t>ثلاثة أمور كانت مرتبطة بهذا الأمر. لم يكن يحق للنذير أن يشرب خمرًا؛ وكان ينبغي أن يُرخي شعره ولم يحق له أن يتنجس بميت. الخمر يمثل الفرح المرتبط بملذات العِشرة التي تُفرح القلب الذي يهبها ذاته. الخمر هو الذي "</w:t>
-      </w:r>
-      <w:r>
-        <w:rPr>
-          <w:rFonts w:ascii="Sakkal Majalla" w:hAnsi="Sakkal Majalla" w:cs="Sakkal Majalla"/>
-          <w:sz w:val="28"/>
-          <w:szCs w:val="28"/>
-          <w:rtl/>
-        </w:rPr>
-        <w:t xml:space="preserve"> يُفَرِّحُ اللهَ وَالنَّاسَ</w:t>
-      </w:r>
-      <w:r>
-        <w:rPr>
-          <w:rFonts w:ascii="Sakkal Majalla" w:hAnsi="Sakkal Majalla" w:cs="Sakkal Majalla" w:hint="cs"/>
-          <w:sz w:val="28"/>
-          <w:szCs w:val="28"/>
-          <w:rtl/>
-        </w:rPr>
-        <w:t xml:space="preserve"> (يفرح قلب الآلهة والناس)" (قضاة 9: 13). الرب كان منفصلاً عن هذا الفرح بانتذاره. لقد قال: "</w:t>
-      </w:r>
-      <w:r>
-        <w:rPr>
-          <w:rFonts w:ascii="Sakkal Majalla" w:hAnsi="Sakkal Majalla" w:cs="Sakkal Majalla"/>
-          <w:sz w:val="28"/>
-          <w:szCs w:val="28"/>
-          <w:rtl/>
+          <w:rtl/>
+          <w:lang w:bidi="ar-AE"/>
+        </w:rPr>
+      </w:pPr>
+      <w:r>
+        <w:rPr>
+          <w:rFonts w:hint="cs"/>
+          <w:rtl/>
+          <w:lang w:bidi="ar-AE"/>
+        </w:rPr>
+        <w:t>بهذا الأمر ترتبط ثلاث أمور. النذير لم يكن يجوز له أن يشرب الخمر؛ وكان لا بد له أن يُرخي شعره ولم يكن يجوز له أن يتنجس بميت. الخمر يمثّل الفرح المرتبط بمُتع المجتمع، الذي يُفرّح القلب الذي يميل إليه. الخمر هو "</w:t>
+      </w:r>
+      <w:r>
+        <w:rPr>
+          <w:rtl/>
+          <w:lang w:bidi="ar-AE"/>
+        </w:rPr>
+        <w:t>الَّذِي يُفَرِّحُ اللهَ وَالنَّاسَ</w:t>
+      </w:r>
+      <w:r>
+        <w:rPr>
+          <w:rFonts w:hint="cs"/>
+          <w:rtl/>
+          <w:lang w:bidi="ar-AE"/>
+        </w:rPr>
+        <w:t>" (قضاة 9: 13). الرب كان بانتذاره منفصلاً عن هذا الفرح. لقد قال: "</w:t>
+      </w:r>
+      <w:r>
+        <w:rPr>
+          <w:rtl/>
+          <w:lang w:bidi="ar-AE"/>
         </w:rPr>
         <w:t>اَلْحَقَّ أَقُولُ لَكُمْ: إِنِّي لاَ أَشْرَبُ بَعْدُ مِنْ نِتَاجِ الْكَرْمَةِ إِلَى ذلِكَ الْيَوْمِ حِينَمَا أَشْرَبُهُ جَدِيدًا فِي مَلَكُوتِ اللهِ».</w:t>
       </w:r>
       <w:r>
         <w:rPr>
-          <w:rFonts w:ascii="Sakkal Majalla" w:hAnsi="Sakkal Majalla" w:cs="Sakkal Majalla" w:hint="cs"/>
-          <w:sz w:val="28"/>
-          <w:szCs w:val="28"/>
-          <w:rtl/>
-        </w:rPr>
-        <w:t>" (مرقس 14: 25). لقد اقتادته محبته بأنه تمنى بأن يتشارك بها مع خاصته، مهما بلغ بؤسهم. لقد قال: "</w:t>
-      </w:r>
-      <w:r>
-        <w:rPr>
-          <w:rFonts w:ascii="Sakkal Majalla" w:hAnsi="Sakkal Majalla" w:cs="Sakkal Majalla"/>
-          <w:sz w:val="28"/>
-          <w:szCs w:val="28"/>
-          <w:rtl/>
-        </w:rPr>
-        <w:t>«شَهْوَةً اشْتَهَيْتُ أَنْ آكُلَ هذَا الْفِصْحَ مَعَكُمْ</w:t>
-      </w:r>
-      <w:r>
-        <w:rPr>
-          <w:rFonts w:ascii="Sakkal Majalla" w:hAnsi="Sakkal Majalla" w:cs="Sakkal Majalla" w:hint="cs"/>
-          <w:sz w:val="28"/>
-          <w:szCs w:val="28"/>
-          <w:rtl/>
-        </w:rPr>
-        <w:t>" (لوقا 22: 15). كما وكان ينبغي عليه أن ينكر العلاقات الطبيعية، لأن انتذار الله كان على رأسه. "</w:t>
-      </w:r>
-      <w:r>
-        <w:rPr>
-          <w:rFonts w:ascii="Sakkal Majalla" w:hAnsi="Sakkal Majalla" w:cs="Sakkal Majalla"/>
-          <w:sz w:val="28"/>
-          <w:szCs w:val="28"/>
-          <w:rtl/>
-        </w:rPr>
-        <w:t>«مَا لِي وَلَك</w:t>
-      </w:r>
-      <w:r>
-        <w:rPr>
-          <w:rFonts w:ascii="Sakkal Majalla" w:hAnsi="Sakkal Majalla" w:cs="Sakkal Majalla" w:hint="cs"/>
-          <w:sz w:val="28"/>
-          <w:szCs w:val="28"/>
-          <w:rtl/>
-        </w:rPr>
-        <w:t>ِ؟" قال الرب لأمه (يوحنا 2: 4). ليس أنه لم تكن لديه أرق العواطف لها، لكنه الآن كان منفصلاً عن كل شيء ليكون لله.</w:t>
+          <w:rFonts w:hint="cs"/>
+          <w:rtl/>
+          <w:lang w:bidi="ar-AE"/>
+        </w:rPr>
+        <w:t>" (مرقس 14: 25). محبته قادته بأن</w:t>
+      </w:r>
+      <w:r>
+        <w:rPr>
+          <w:rFonts w:hint="cs"/>
+          <w:rtl/>
+          <w:lang w:bidi="ar-AE"/>
+        </w:rPr>
+        <w:t xml:space="preserve"> يرغب أن</w:t>
+      </w:r>
+      <w:r>
+        <w:rPr>
+          <w:rFonts w:hint="cs"/>
+          <w:rtl/>
+          <w:lang w:bidi="ar-AE"/>
+        </w:rPr>
+        <w:t xml:space="preserve"> يتشارك به مع خاصته</w:t>
+      </w:r>
+      <w:r>
+        <w:rPr>
+          <w:rFonts w:hint="cs"/>
+          <w:rtl/>
+          <w:lang w:bidi="ar-AE"/>
+        </w:rPr>
+        <w:t>، مهما بلغ بؤسهم. لقد قال: "</w:t>
+      </w:r>
+      <w:r>
+        <w:rPr>
+          <w:rtl/>
+          <w:lang w:bidi="ar-AE"/>
+        </w:rPr>
+        <w:t>شَهْوَةً اشْتَهَيْتُ أَنْ آكُلَ هذَا الْفِصْحَ مَعَكُمْ قَبْلَ أَنْ أَتَأَلَّمَ،</w:t>
+      </w:r>
+      <w:r>
+        <w:rPr>
+          <w:rFonts w:hint="cs"/>
+          <w:rtl/>
+          <w:lang w:bidi="ar-AE"/>
+        </w:rPr>
+        <w:t xml:space="preserve">" (لوقا 22: 15). كذلك كان لا بد له أن ينكر الروابط الطبيعية </w:t>
+      </w:r>
+      <w:r>
+        <w:rPr>
+          <w:rtl/>
+          <w:lang w:bidi="ar-AE"/>
+        </w:rPr>
+        <w:t>انْتِذَارَ إِلهِهِ عَلَى رَأْسِهِ</w:t>
+      </w:r>
+      <w:r>
+        <w:rPr>
+          <w:rFonts w:hint="cs"/>
+          <w:rtl/>
+          <w:lang w:bidi="ar-AE"/>
+        </w:rPr>
+        <w:t>. "</w:t>
+      </w:r>
+      <w:r>
+        <w:rPr>
+          <w:rtl/>
+          <w:lang w:bidi="ar-AE"/>
+        </w:rPr>
+        <w:t>مَا لِي وَلَكِ يَا امْرَأَةُ؟ لَمْ تَأْتِ سَاعَتِي بَعْدُ</w:t>
+      </w:r>
+      <w:r>
+        <w:rPr>
+          <w:rFonts w:hint="cs"/>
+          <w:rtl/>
+          <w:lang w:bidi="ar-AE"/>
+        </w:rPr>
+        <w:t>" (يوحنا 2: 4). ليس كما لو لم يكن لديه أرق المشاعر نحوها، لكنه الآن كان منفصلاً عن كل شيء ليكون لله.</w:t>
       </w:r>
     </w:p>
     <w:p>
       <w:pPr>
-        <w:bidi/>
         <w:jc w:val="both"/>
         <w:rPr>
-          <w:rFonts w:ascii="Sakkal Majalla" w:hAnsi="Sakkal Majalla" w:cs="Sakkal Majalla"/>
-          <w:sz w:val="28"/>
-          <w:szCs w:val="28"/>
-          <w:rtl/>
-        </w:rPr>
-      </w:pPr>
-      <w:r>
-        <w:rPr>
-          <w:rFonts w:ascii="Sakkal Majalla" w:hAnsi="Sakkal Majalla" w:cs="Sakkal Majalla" w:hint="cs"/>
-          <w:sz w:val="28"/>
-          <w:szCs w:val="28"/>
-          <w:rtl/>
-        </w:rPr>
-        <w:t xml:space="preserve">من ثم أرخى النذير شعر رأسه. هذا يعني: بأنه أهمل نفسه بمنح ذاته لمشيئة الله. هو فقد كرامته وحقوقه كإنسان، لأن الشعر الطويل أشار من جانب واحد إلى إهمال شخصه، ومن الجانب الآخر إلى الخضوع، السلطان على رأسه (قارن 1. ملوك 11: 10). هذا هو إذًا كان التكريس لله بالتخلي عن الفرح، الكرامة وحقوق الإنسان الطبيعية، إذ اعتُبر الإنسان مركزًا لأشواقه الخاصة به، وذلك، ليكون لله بجُملته. الإنسان له مركزه كنائب لمجد الله. وفي هذا المركز هو مُحاط بالكثير من الأشواق والأفراح والحقوق المتمركزة فيه. هو باستطاعته أن يترك هذا المركز لخدمة الله الخاصة، مع المراعاة بأن الخطية قد دخلت في كل هذه الأمور. إنها، وهي بعيدة كل البعد بأن تكون شرًا في ذاتها، هي بالحري جيدة في محلها. </w:t>
-      </w:r>
-      <w:r>
-        <w:rPr>
-          <w:rFonts w:ascii="Sakkal Majalla" w:hAnsi="Sakkal Majalla" w:cs="Sakkal Majalla"/>
-          <w:sz w:val="28"/>
-          <w:szCs w:val="28"/>
-          <w:rtl/>
+          <w:rtl/>
+          <w:lang w:bidi="ar-AE"/>
+        </w:rPr>
+      </w:pPr>
+      <w:r>
+        <w:rPr>
+          <w:rFonts w:hint="cs"/>
+          <w:rtl/>
+          <w:lang w:bidi="ar-AE"/>
+        </w:rPr>
+        <w:t>من ثم كان النذير يُرخي شعره. هذا يعني: هو أهمل نفسه، بوهبه نفسه لمشيئة الله. هو أنكر كرامته وحقوقه كإنسان، لأن الشعر الطويل أشار من جانب واحد</w:t>
+      </w:r>
+      <w:r>
+        <w:rPr>
+          <w:rFonts w:hint="cs"/>
+          <w:rtl/>
+          <w:lang w:bidi="ar-AE"/>
+        </w:rPr>
+        <w:t xml:space="preserve">إلى </w:t>
+      </w:r>
+      <w:r>
+        <w:rPr>
+          <w:rFonts w:hint="cs"/>
+          <w:rtl/>
+          <w:lang w:bidi="ar-AE"/>
+        </w:rPr>
+        <w:t>إهمال شخصه، ومن الجانب الآخر إلى الخضوع، إلى السلطة على رأسه (قارن 1. كورنثوس 11: 10). فهذا كان التكريس لله في التخلي عن الفرح، الكرامة وحقوق الإنسان، إذ اعتُبر الإنسان كمحور أشواقه الشخصية، وذلك، لكيما يكون بأكمله مِلكًا لله. في مركزه هذا هو محاط بالكثير من عواطف</w:t>
+      </w:r>
+      <w:r>
+        <w:rPr>
+          <w:rFonts w:hint="cs"/>
+          <w:rtl/>
+          <w:lang w:bidi="ar-AE"/>
+        </w:rPr>
+        <w:t xml:space="preserve"> الإنسان</w:t>
+      </w:r>
+      <w:r>
+        <w:rPr>
+          <w:rFonts w:hint="cs"/>
+          <w:rtl/>
+          <w:lang w:bidi="ar-AE"/>
+        </w:rPr>
+        <w:t xml:space="preserve">، </w:t>
+      </w:r>
+      <w:r>
+        <w:rPr>
+          <w:rFonts w:hint="cs"/>
+          <w:rtl/>
+          <w:lang w:bidi="ar-AE"/>
+        </w:rPr>
+        <w:t>أفراحه</w:t>
+      </w:r>
+      <w:r>
+        <w:rPr>
+          <w:rFonts w:hint="cs"/>
+          <w:rtl/>
+          <w:lang w:bidi="ar-AE"/>
+        </w:rPr>
+        <w:t xml:space="preserve"> وحقوق</w:t>
+      </w:r>
+      <w:r>
+        <w:rPr>
+          <w:rFonts w:hint="cs"/>
+          <w:rtl/>
+          <w:lang w:bidi="ar-AE"/>
+        </w:rPr>
+        <w:t>ه الطبيعية</w:t>
+      </w:r>
+      <w:r>
+        <w:rPr>
+          <w:rFonts w:hint="cs"/>
+          <w:rtl/>
+          <w:lang w:bidi="ar-AE"/>
+        </w:rPr>
+        <w:t xml:space="preserve">، والتي تشكل فيه محور أفكاره. هو بإمكانه أن يترك هذا المركز في خدمته الخاصة لله مع الأخذ بعين الاعتبار، بأن الخطية دخلت في كل هذه الأمور. </w:t>
+      </w:r>
+      <w:r>
+        <w:rPr>
+          <w:rFonts w:hint="cs"/>
+          <w:rtl/>
+          <w:lang w:bidi="ar-AE"/>
+        </w:rPr>
+        <w:t xml:space="preserve">وهذا المركز بعيدًا في حد ذاته عن أن يكون في شر، فهو حسن في محله. </w:t>
+      </w:r>
+      <w:r>
+        <w:rPr>
+          <w:rtl/>
+          <w:lang w:bidi="ar-AE"/>
         </w:rPr>
         <w:t>–</w:t>
       </w:r>
       <w:r>
         <w:rPr>
-          <w:rFonts w:ascii="Sakkal Majalla" w:hAnsi="Sakkal Majalla" w:cs="Sakkal Majalla" w:hint="cs"/>
-          <w:sz w:val="28"/>
-          <w:szCs w:val="28"/>
-          <w:rtl/>
-        </w:rPr>
-        <w:t xml:space="preserve"> هذا ما فعله المسيح. هو أصبح النذير الحقيقي. هو لم يتخذ مكانه كالإنسان أو حقوقه كابن الإنسان، وإنما أخضع نفسه لأجل مجد الله لكل ما كان يُطالب مجدُه حقَه منه. هو اتّحد مع بقية الشعب الخاطئ، الذي أحبه، وأصبح غريبًا عن بني أمه (قارن مزمور 69: 9)؟ هو لم يفعل أي شيء لم يكن مدوّنًا له. هو عاش من الكلمة التي خرجت من فم الله (قارن لوقا 4: 4). هو انفصل عن كل روابط الحياة الإنسانية ليكرس نفسه لمجد الله وخدمته ولطاعته. إن كان قد وجد عزاءً في محبة خاصته، وإن من الممكن أن يكون جدًا بائسًا ولا يُذكر، فإنه تخلى عنه أيضًا لأنه كان ينبغي عليه أن يكون في هذا المنظور وفي كل منظور آخر كله نذيرًا في موته. هو كان لوحده في انفصاله لله. لقد كان على الكنيسة أن تتبع خطواته؛ لكن آهٍ! هي شربت الخمر، هي حطّت من قيمة ذاتها بضربها خدام البيت.</w:t>
+          <w:rFonts w:hint="cs"/>
+          <w:rtl/>
+          <w:lang w:bidi="ar-AE"/>
+        </w:rPr>
+        <w:t xml:space="preserve"> هذا ما فعله المسيح. هو أصبح النذير الحقيقي. هو لم يأخذ مكانه كإنسان أو حقوقه كابن الإنسان، وإنما أخضع نفسه من أجل مجد الله لكل شيء طالبَ به هذا المجد. هو اتحد مع بقية الشعب الخاطئ، الذي أحبه، وأصبح غريبًا</w:t>
+      </w:r>
+      <w:r>
+        <w:rPr>
+          <w:rFonts w:hint="cs"/>
+          <w:rtl/>
+          <w:lang w:bidi="ar-AE"/>
+        </w:rPr>
+        <w:t xml:space="preserve"> لبني أمه (قارن مزمور 69: 9). هو لم يفعل أي شيء لم يوصى بأن يفعله. هو عاش بالكلمة التي خرجت من فم الله (قارن لوقا 4: 4). هو انفصل عن كل روابط الحياة الإنسانية، ليكرّس حياته لمجد الله، لخدمته وطاعته. عندما كان يجد القليل من العزاء في محبة خاصته له، ومن الممكن أن التعزية كانت قليلة ولا تُذكَر، كان أيضًا يتنازل عنها لكي من الضروري يكون في هذا المنظور وفي منظور آخر</w:t>
+      </w:r>
+      <w:r>
+        <w:rPr>
+          <w:rFonts w:hint="cs"/>
+          <w:rtl/>
+          <w:lang w:bidi="ar-AE"/>
+        </w:rPr>
+        <w:t xml:space="preserve"> في موته نذيرًا. هو كان لوحده في انفصاله لله. لقد كان على الكنيسة أن تتبع خطواته؛ لكن آهٍ! هي شربت خمرًا، هي أحطّت من كرامتها بضربها خدام البيت.</w:t>
       </w:r>
     </w:p>
     <w:p>
       <w:pPr>
-        <w:bidi/>
         <w:jc w:val="both"/>
         <w:rPr>
-          <w:rFonts w:ascii="Sakkal Majalla" w:hAnsi="Sakkal Majalla" w:cs="Sakkal Majalla"/>
-          <w:sz w:val="28"/>
-          <w:szCs w:val="28"/>
-          <w:rtl/>
-        </w:rPr>
-      </w:pPr>
-      <w:r>
-        <w:rPr>
-          <w:rFonts w:ascii="Sakkal Majalla" w:hAnsi="Sakkal Majalla" w:cs="Sakkal Majalla" w:hint="cs"/>
-          <w:sz w:val="28"/>
-          <w:szCs w:val="28"/>
-          <w:rtl/>
-        </w:rPr>
-        <w:t>من الممكن أن يُطالب المؤمن بأن ينكر نفسه وأن يتنازل لخدمة المخلص الطيبة عن أمور، هي في حد ذاتها ليست شريرة. لكن هذا العمل يحدث باطنيًا. "</w:t>
-      </w:r>
-      <w:r>
-        <w:rPr>
-          <w:rFonts w:ascii="Sakkal Majalla" w:hAnsi="Sakkal Majalla" w:cs="Sakkal Majalla"/>
-          <w:sz w:val="28"/>
-          <w:szCs w:val="28"/>
-          <w:rtl/>
+          <w:rtl/>
+          <w:lang w:bidi="ar-AE"/>
+        </w:rPr>
+      </w:pPr>
+      <w:r>
+        <w:rPr>
+          <w:rFonts w:hint="cs"/>
+          <w:rtl/>
+          <w:lang w:bidi="ar-AE"/>
+        </w:rPr>
+        <w:t>من الممكن أن يُطالَب المؤمن بأن ينكر نفسه وأن يتنازل عن أمور لأجل خدمته الثمينة لمخلّصه، والتي هي في حد ذاتها ليست شريرة. لكن هذا العمل يحدث في الباطن. "</w:t>
+      </w:r>
+      <w:r>
+        <w:rPr>
+          <w:rtl/>
+          <w:lang w:bidi="ar-AE"/>
         </w:rPr>
         <w:t>كَانَ نُذُرُهَا أَنْقَى مِنَ الثَّلْجِ</w:t>
       </w:r>
       <w:r>
         <w:rPr>
-          <w:rFonts w:ascii="Sakkal Majalla" w:hAnsi="Sakkal Majalla" w:cs="Sakkal Majalla" w:hint="cs"/>
-          <w:sz w:val="28"/>
-          <w:szCs w:val="28"/>
-          <w:rtl/>
-        </w:rPr>
-        <w:t>" (مراثي 4: 7). التكريس هو في الباطن. إنه من المناسب هنا بأن نتأمل الأمور التي يتعرض لها المرء عند تصرفه ضد هذا الانفصال. إن كرّس المرء نفسه للرب في طريقة تروق له فسيصاحب هذا التكريس فرحٌ. هذا الفرح بحسب قياس الشهادة المقدمة له.</w:t>
+          <w:rFonts w:hint="cs"/>
+          <w:rtl/>
+          <w:lang w:bidi="ar-AE"/>
+        </w:rPr>
+        <w:t xml:space="preserve">" (مراثي إرمياء 4: 7). التكريس هو في الباطن. من المناسب هنا بأن نتأمل الأمور التي يتعرّض لها المرء متى ما تصرف ضد هذا </w:t>
+      </w:r>
+      <w:r>
+        <w:rPr>
+          <w:rFonts w:hint="cs"/>
+          <w:rtl/>
+          <w:lang w:bidi="ar-AE"/>
+        </w:rPr>
+        <w:lastRenderedPageBreak/>
+        <w:t xml:space="preserve">الانفصال. عندما يكرّس المرء نفسه للرب في طريقة تروق له، فهذا التكريس سيصاحبه فرح. هذا الفرح هو بمقدار الشهادة المقدّمة له. الله يساند خادمه بحسب دعوته. لكنه سر بين خادمه وبينه، مع أن الآخرين يرون أيضًا </w:t>
+      </w:r>
+      <w:r>
+        <w:rPr>
+          <w:rFonts w:hint="cs"/>
+          <w:rtl/>
+          <w:lang w:bidi="ar-AE"/>
+        </w:rPr>
+        <w:t>التأثيرات ظاهريًا. إن تصرّف المرء بخلاف هذا الانفصال، فلا بد له أن يبدأ الكل من أوله من جديد. التأثير الإلهي والقوة في العمل تكون معدومة. صحيح أن المرء بإمكانه في منظور آخر، بأن يرفع من شأن نفسه كشمشون لينتفض (قضاة 16: 20)؛ لكنه كان قد فقد قوته دون أن يعلم بذلك. الله لا يكون معنا فيما بعد. إن حالة شمشون هي ظاهريًا، ولكنها مهيبة؛ لأنه من المحتمل بأن قوتنا تكون قد نقلتنا إلى محضر الشر، ومن ثم، إن كان الله معنا، فسيظهر مجده الجليل. ولكن إن لم يكن الحال كذلك، فيكون للعدو الفرصة الأسيفة، بأن يتمجّد أمام الله فيمن كان معروفًا لمدة طويلة كمجاهد لله. في هذه الحالة الثانية ينعدم وجود السر، قوة الانفصال الحقيقية لله.</w:t>
       </w:r>
     </w:p>
     <w:p>
       <w:pPr>
-        <w:bidi/>
         <w:jc w:val="both"/>
         <w:rPr>
-          <w:rFonts w:ascii="Sakkal Majalla" w:hAnsi="Sakkal Majalla" w:cs="Sakkal Majalla"/>
-          <w:sz w:val="28"/>
-          <w:szCs w:val="28"/>
-          <w:rtl/>
-        </w:rPr>
-      </w:pPr>
-      <w:r>
-        <w:rPr>
-          <w:rFonts w:ascii="Sakkal Majalla" w:hAnsi="Sakkal Majalla" w:cs="Sakkal Majalla" w:hint="cs"/>
-          <w:sz w:val="28"/>
-          <w:szCs w:val="28"/>
-          <w:rtl/>
-        </w:rPr>
-        <w:lastRenderedPageBreak/>
-        <w:t>الله يساند خادمه بحسب دعوته. لكن هذا سر بين الخادم وبينه، على الرغم من رؤية الآخرين تأثيراته الخارجية. إن تصرف المرء ضد هذا الانفصال، فلا بد أن يبدأ بكل شيء من بدايته. إنه يكون فاقدًا التأثير الإلهي والقوة في العمل. صحيح من الممكن أن يرتفع المرء في مفهوم آخر كشمشون لينتفض (قضاة 16: 20)؛ لكنه فقدَ قوته من دون أن يعلم بذلك. الله لم يعُد معنا. إن سقوط شمشون هو أبلغ سقوط، ولكنه علني في نوعيته؛ لأنه من الممكن أن تكون قوتنا قد نقلتنا إلى حضرة الشرير، ومن ثم، إن كان الله معنا، فسيظهر مجده الجليل. ولكن إن لم يكن هو هذا الحال، فستكون للعدو الفرصة الأسيفة بأن يمجّد ذاته أمام الله فيمن كان معروفًا لفترة طويلة أنه مُحارب لله. في الحالة الثانية هذه يكون السر الباطني، القوة الحقيقية في الانفصال لله مفقودًا.</w:t>
+          <w:rtl/>
+          <w:lang w:bidi="ar-AE"/>
+        </w:rPr>
+      </w:pPr>
+      <w:r>
+        <w:rPr>
+          <w:rFonts w:hint="cs"/>
+          <w:rtl/>
+          <w:lang w:bidi="ar-AE"/>
+        </w:rPr>
+        <w:t>لنحفظ</w:t>
+      </w:r>
+      <w:r>
+        <w:rPr>
+          <w:rFonts w:hint="cs"/>
+          <w:rtl/>
+          <w:lang w:bidi="ar-AE"/>
+        </w:rPr>
+        <w:t xml:space="preserve"> أنفسنا في الأمور العادية من الخطوة الأولى</w:t>
+      </w:r>
+      <w:r>
+        <w:rPr>
+          <w:rFonts w:hint="cs"/>
+          <w:rtl/>
+          <w:lang w:bidi="ar-AE"/>
+        </w:rPr>
+        <w:t xml:space="preserve"> التي ستفصلنا عن القداسة في باطننا. عندما تفصلنا النعمة وتدعونا لخدمة غير عادية، - مهما كانت هذه الخدمة، - فعلينا أن نتحفظ من كل عدم طاعة نحو كلمة الصليب، التي بها صلبنا العالم (قارن غلاطية 6: 14)، الخطية (قارن رومية 6: 6) والناموس (قارن غلاطية 2: 19)</w:t>
+      </w:r>
+      <w:r>
+        <w:rPr>
+          <w:rStyle w:val="FootnoteReference"/>
+          <w:rtl/>
+          <w:lang w:bidi="ar-AE"/>
+        </w:rPr>
+        <w:footnoteReference w:id="1"/>
+      </w:r>
+      <w:r>
+        <w:rPr>
+          <w:rFonts w:hint="cs"/>
+          <w:rtl/>
+          <w:lang w:bidi="ar-AE"/>
+        </w:rPr>
+        <w:t>.</w:t>
       </w:r>
     </w:p>
     <w:p>
       <w:pPr>
-        <w:bidi/>
         <w:jc w:val="both"/>
         <w:rPr>
-          <w:rFonts w:ascii="Sakkal Majalla" w:hAnsi="Sakkal Majalla" w:cs="Sakkal Majalla"/>
-          <w:sz w:val="28"/>
-          <w:szCs w:val="28"/>
-          <w:rtl/>
-        </w:rPr>
-      </w:pPr>
-      <w:r>
-        <w:rPr>
-          <w:rFonts w:ascii="Sakkal Majalla" w:hAnsi="Sakkal Majalla" w:cs="Sakkal Majalla" w:hint="cs"/>
-          <w:sz w:val="28"/>
-          <w:szCs w:val="28"/>
-          <w:rtl/>
-        </w:rPr>
-        <w:t>هل نحن نحفظ أنفسنا في الأمور الاعتيادية من أول خطوة التي ستفصلنا عن القداسة الباطنية. إن كانت النعمة كرستنا ودعتنا لخدمة غير عادية، - مهما كان نوعها، - علينا أن نحترس من كل عدم طاعة لكلمة الصليب، التي صُلبنا بها عن العالم (قارن غلاطية 6: 14)، عن الخطية (قارن رومية 6: 6) وعن الناموس (غلاطية 2: 19)</w:t>
-      </w:r>
-      <w:r>
-        <w:rPr>
-          <w:rStyle w:val="FootnoteReference"/>
-          <w:rFonts w:ascii="Sakkal Majalla" w:hAnsi="Sakkal Majalla" w:cs="Sakkal Majalla"/>
-          <w:sz w:val="28"/>
-          <w:szCs w:val="28"/>
-          <w:rtl/>
-        </w:rPr>
-        <w:footnoteReference w:id="1"/>
-      </w:r>
-      <w:r>
-        <w:rPr>
-          <w:rFonts w:ascii="Sakkal Majalla" w:hAnsi="Sakkal Majalla" w:cs="Sakkal Majalla" w:hint="cs"/>
-          <w:sz w:val="28"/>
-          <w:szCs w:val="28"/>
-          <w:rtl/>
-        </w:rPr>
-        <w:t>.</w:t>
+          <w:rtl/>
+          <w:lang w:bidi="ar-AE"/>
+        </w:rPr>
+      </w:pPr>
+      <w:r>
+        <w:rPr>
+          <w:rFonts w:hint="cs"/>
+          <w:rtl/>
+          <w:lang w:bidi="ar-AE"/>
+        </w:rPr>
+        <w:t xml:space="preserve">كالعادة يحصل النذير الغير أمين على انفصاله ثانية بذبيحة الرب. هو يتكرس من جديد لله. لكن كل ما يربطنا بالخطية سيكون له عواقبه. إننا عندها نفقد القوة المرتبطة بالشركة مع الله وبالحضور المميز للروح القدس، مهما كان قدر القوة التي وُهبت لنا. آهٍ، الزمن الماضي قد ضاع! (سفر العدد 6: 12). لا بد لنا أن نبدأ من جديد. </w:t>
+      </w:r>
+      <w:r>
+        <w:rPr>
+          <w:rFonts w:hint="cs"/>
+          <w:rtl/>
+          <w:lang w:bidi="ar-AE"/>
+        </w:rPr>
+        <w:t xml:space="preserve">إنها لا زالت نعمة كبيرة بأن الامتياز العظيم بأن نخدم الله لن يؤخذ ما. </w:t>
+      </w:r>
+      <w:r>
+        <w:rPr>
+          <w:rFonts w:hint="cs"/>
+          <w:rtl/>
+          <w:lang w:bidi="ar-AE"/>
+        </w:rPr>
+        <w:t xml:space="preserve"> </w:t>
+      </w:r>
+      <w:r>
+        <w:rPr>
+          <w:rFonts w:hint="cs"/>
+          <w:rtl/>
+          <w:lang w:bidi="ar-AE"/>
+        </w:rPr>
+        <w:t>كذلك أحيانًا هنالك عواقب لعدم أمانتنا التي تدوم، حتى وإن استُردت لنا القوة. لقد كان على شمشون الأعمى أن يقتل نفسه بقتله لأعدائه (قضاة 16: 30). إنه يليق بنا في كل الأحوال بأن نعترف بتنجساتنا مباشرة بذهابنا إلى الرب، ولا أن نطالب ظاهريًا كنذير،إن لم نكن كذلك في عيني الله. ليس هنالك ما هو أخطر من أن نكون في خدمة الله إن لم يكن الضمير طاهرًا. إلا أنه لا بد لنا أن نتذكر دائمًا من جديد، بأننا تحت النعمة.</w:t>
       </w:r>
     </w:p>
     <w:p>
       <w:pPr>
-        <w:bidi/>
         <w:jc w:val="both"/>
         <w:rPr>
-          <w:rFonts w:ascii="Sakkal Majalla" w:hAnsi="Sakkal Majalla" w:cs="Sakkal Majalla"/>
-          <w:sz w:val="28"/>
-          <w:szCs w:val="28"/>
-          <w:rtl/>
-        </w:rPr>
-      </w:pPr>
-      <w:r>
-        <w:rPr>
-          <w:rFonts w:ascii="Sakkal Majalla" w:hAnsi="Sakkal Majalla" w:cs="Sakkal Majalla" w:hint="cs"/>
-          <w:sz w:val="28"/>
-          <w:szCs w:val="28"/>
-          <w:rtl/>
-        </w:rPr>
-        <w:t xml:space="preserve">كالعادة يعود النذير الغير أمين بذبيحة الرب إلى انفصاله من جديد. إنه يتكرس مجددًا لله. لكن كل ما يجعلنا في علاقة بالخطية ستكون له حتميات. عندها سنفقد القوة المرتبطة بالشركة مع الله وبالحضور المميز للروح القدس، مهما كان المقدار الموهوب لنا من قوة. آهٍ، فالزمن الذي مضى قد ضاع! (سفر العدد 6: 12). ينبغي علينا أن نبدأ من جديد. إنها لا زالت نعمة عظيمة، بأنه لم يُسلب منا الامتياز العظيم بأن نخدم الله. كما وفي بعض الأحيان هنالك نواتج عدم أمانتنا، التي لا تزال قائمة، حتى وإن استُرِدّت لنا القوة. </w:t>
-      </w:r>
-      <w:r>
-        <w:rPr>
-          <w:rFonts w:ascii="Sakkal Majalla" w:hAnsi="Sakkal Majalla" w:cs="Sakkal Majalla" w:hint="cs"/>
-          <w:sz w:val="28"/>
-          <w:szCs w:val="28"/>
-          <w:rtl/>
-        </w:rPr>
-        <w:t>شمشون الأعمى اضطر بأن يقتل نفسه، بقتله أعدائه (قضاة 16: 30). إنه يليق بنا في كل الأحوال، بأن نعترف بتنجسنا مباشرة، بأن نذهب إلى الرب، وأن لا نطالب بحقنا كنذير علنًا، إن لم نكن كذلك في عيني الله. إنه لا يوجد ما هو أخطر بأن نكون في خدمة لله، عندما لا يكون الضمير نقيًا. ولكن ينبغي علينا أن نذكّر أنفسنا في كل مرة من جديد، بأننا تحت النعمة.</w:t>
+          <w:rtl/>
+          <w:lang w:bidi="ar-AE"/>
+        </w:rPr>
+      </w:pPr>
+      <w:r>
+        <w:rPr>
+          <w:rFonts w:hint="cs"/>
+          <w:rtl/>
+          <w:lang w:bidi="ar-AE"/>
+        </w:rPr>
+        <w:t>هذا الانفصال وهذا الاستعداد للتنازل عن أمور معيّنة لا يحدث بصورة دائمة. الرب بنفسه لن يكون نذيرًا كل الوقت. إنه سيفرح تمامًا بفرح فائق مع الله وخاصته. إنه سيقول: "</w:t>
+      </w:r>
+      <w:r>
+        <w:rPr>
+          <w:rtl/>
+        </w:rPr>
+        <w:t xml:space="preserve"> </w:t>
+      </w:r>
+      <w:r>
+        <w:rPr>
+          <w:rtl/>
+          <w:lang w:bidi="ar-AE"/>
+        </w:rPr>
+        <w:t>كُلُوا أَيُّهَا الأَصْحَابُ. اشْرَبُوا وَاسْكَرُوا أَيُّهَا الأَحِبَّاءُ.</w:t>
+      </w:r>
+      <w:r>
+        <w:rPr>
+          <w:rFonts w:hint="cs"/>
+          <w:rtl/>
+          <w:lang w:bidi="ar-AE"/>
+        </w:rPr>
+        <w:t>!" (نشيد الأنشاد 1: 5)</w:t>
+      </w:r>
+      <w:r>
+        <w:rPr>
+          <w:rFonts w:hint="cs"/>
+          <w:rtl/>
+          <w:lang w:bidi="ar-AE"/>
+        </w:rPr>
+        <w:t xml:space="preserve">. فقد بقدرة الروح القدس وحده سننفصل عن ما هو شر، وكثيرًا حتى مما هو طبيعي لنكون آنية للخدمة والفرح، - شهادة لله وسط الشر. سيحين الوقت حيث سيُنزَع الشر وعندها سنُترَك لطبيعتنا. عندها قدرة الروح القدس ستُنشئ فرحًا فقط وكل ما هو من حولنا سيكون في شركة معنا. عندها سيأخذ </w:t>
+      </w:r>
+      <w:r>
+        <w:rPr>
+          <w:rFonts w:hint="cs"/>
+          <w:rtl/>
+          <w:lang w:bidi="ar-AE"/>
+        </w:rPr>
+        <w:t xml:space="preserve">هنا مكانًا </w:t>
+      </w:r>
+      <w:r>
+        <w:rPr>
+          <w:rFonts w:hint="cs"/>
+          <w:rtl/>
+          <w:lang w:bidi="ar-AE"/>
+        </w:rPr>
+        <w:t>كان يستحيل عليه</w:t>
+      </w:r>
+      <w:r>
+        <w:rPr>
+          <w:rFonts w:hint="cs"/>
+          <w:rtl/>
+          <w:lang w:bidi="ar-AE"/>
+        </w:rPr>
+        <w:t xml:space="preserve"> أن يأخذه حينذاك. </w:t>
+      </w:r>
+      <w:r>
+        <w:rPr>
+          <w:rFonts w:hint="cs"/>
+          <w:rtl/>
+          <w:lang w:bidi="ar-AE"/>
+        </w:rPr>
+        <w:t xml:space="preserve">مع هذا هو كان الإنسان الاجتماعي تمامًا، </w:t>
+      </w:r>
+      <w:r>
+        <w:rPr>
+          <w:rFonts w:hint="cs"/>
+          <w:rtl/>
+          <w:lang w:bidi="ar-AE"/>
+        </w:rPr>
+        <w:lastRenderedPageBreak/>
+        <w:t>وكان متاحًا للخطاة، لأنه كان منفصلاً عنهم تمامًا وفي باطنه منفصلاً لله، ولأنه كان متخليًا عن نفسه ليحيا فقط من كلمة الله.</w:t>
       </w:r>
     </w:p>
     <w:p>
       <w:pPr>
-        <w:bidi/>
         <w:jc w:val="both"/>
         <w:rPr>
-          <w:rFonts w:ascii="Sakkal Majalla" w:hAnsi="Sakkal Majalla" w:cs="Sakkal Majalla"/>
-          <w:sz w:val="28"/>
-          <w:szCs w:val="28"/>
-          <w:rtl/>
-        </w:rPr>
-      </w:pPr>
-      <w:r>
-        <w:rPr>
-          <w:rFonts w:ascii="Sakkal Majalla" w:hAnsi="Sakkal Majalla" w:cs="Sakkal Majalla" w:hint="cs"/>
-          <w:sz w:val="28"/>
-          <w:szCs w:val="28"/>
-          <w:rtl/>
-        </w:rPr>
-        <w:t>هذا الانفصال والاستعداد على التخلي عن الأمور لا يحدث على الدوام. الرب نفسه لن يكون دائمًا نذيرًا. إنه سيفرح فرحًا كاملاً لن يفوقه فرح مع الله وخاصته. إنه سيقول: "</w:t>
-      </w:r>
-      <w:r>
-        <w:rPr>
-          <w:rFonts w:ascii="Sakkal Majalla" w:hAnsi="Sakkal Majalla" w:cs="Sakkal Majalla"/>
-          <w:sz w:val="28"/>
-          <w:szCs w:val="28"/>
-          <w:rtl/>
-        </w:rPr>
-        <w:t>اشْرَبُوا وَاسْكَرُوا أَيُّهَا الأَحِبَّاءُ.</w:t>
-      </w:r>
-      <w:r>
-        <w:rPr>
-          <w:rFonts w:ascii="Sakkal Majalla" w:hAnsi="Sakkal Majalla" w:cs="Sakkal Majalla" w:hint="cs"/>
-          <w:sz w:val="28"/>
-          <w:szCs w:val="28"/>
-          <w:rtl/>
-        </w:rPr>
-        <w:t xml:space="preserve">" (نشيد الأنشاد 5: 1). بقوة الروح القدس وحده سننفصل عن ما هو شر، وكثيرًا حتى مما هو طبيعي، لنكون آنية للخدمة والفرح، - شهادة لله وسط الشر. سيأتي وقت سيُرفَع فيه الشر وسنُترك عندها لطبيعتنا. عندها قوة الروح القدس ستُنشئ أفراحًا فقط وكل ما يحيط بنا سيكون في شركة معنا. </w:t>
-      </w:r>
-      <w:r>
-        <w:rPr>
-          <w:rFonts w:ascii="Sakkal Majalla" w:hAnsi="Sakkal Majalla" w:cs="Sakkal Majalla" w:hint="cs"/>
-          <w:sz w:val="28"/>
-          <w:szCs w:val="28"/>
-          <w:rtl/>
-        </w:rPr>
-        <w:t>عندها سيأخذ الرب له مكانًا هنا لم يكن مستطاعًا أن يأخذه حينها. صحيح أنه فعلاً كان الإنسان الاجتماعي بالكامل، وكان متاحًا بالكامل للخطاة، لأنه كان كله منفصلاً عنهم ومنفصلاً في باطنه لله، ولأنه تخلى عن ذاته، فقط ليحيا من كلام الله.</w:t>
+          <w:rtl/>
+          <w:lang w:bidi="ar-AE"/>
+        </w:rPr>
+      </w:pPr>
+      <w:r>
+        <w:rPr>
+          <w:rFonts w:hint="cs"/>
+          <w:rtl/>
+          <w:lang w:bidi="ar-AE"/>
+        </w:rPr>
+        <w:t xml:space="preserve">هذه هي حياة الله على هذه الأرض. </w:t>
+      </w:r>
+      <w:r>
+        <w:rPr>
+          <w:rtl/>
+          <w:lang w:bidi="ar-AE"/>
+        </w:rPr>
+        <w:t xml:space="preserve">هل من الممكن </w:t>
+      </w:r>
+      <w:r>
+        <w:rPr>
+          <w:rFonts w:hint="cs"/>
+          <w:rtl/>
+          <w:lang w:bidi="ar-AE"/>
+        </w:rPr>
+        <w:t>أ</w:t>
+      </w:r>
+      <w:r>
+        <w:rPr>
+          <w:rFonts w:hint="cs"/>
+          <w:rtl/>
+          <w:lang w:bidi="ar-AE"/>
+        </w:rPr>
+        <w:t xml:space="preserve">ن ما قد عمله يكون شرًا؟ يا ليته يحفظنا من هذه الأفكار! إن ادعاء كهذا من المؤكد هو علامة على الأزمنة الأخيرة. الرب فكّر بمحبة بأمه، حينما قد تم عمل نفسه على الصليب. لكن الروح القدس يدخل كقدرة غريبة في هذه الحياة وتتملّك الإنسان. هو يريد منه أن يسير بقدرة هذه الحياة، بحيث الإنسان كلما كان متغربًا أكثر، كلما كان بوسعه أكثر بأن يُظهر </w:t>
+      </w:r>
+      <w:r>
+        <w:rPr>
+          <w:rtl/>
+          <w:lang w:bidi="ar-AE"/>
+        </w:rPr>
+        <w:t>مشاركته</w:t>
+      </w:r>
+      <w:r>
+        <w:rPr>
+          <w:rFonts w:hint="cs"/>
+          <w:rtl/>
+          <w:lang w:bidi="ar-AE"/>
+        </w:rPr>
+        <w:t xml:space="preserve"> </w:t>
+      </w:r>
+      <w:r>
+        <w:rPr>
+          <w:rFonts w:hint="cs"/>
+          <w:rtl/>
+          <w:lang w:bidi="ar-AE"/>
+        </w:rPr>
+        <w:t>للذين يعيشون برضى الله؛ فإنه يُظهر لهم فعليًا. كل ما هو سوى ذلك هو رهبنة. عندما يكون المرء حرًا في باطنه، سيتمكن من مواساة الذين هم في الخارج. إن لم يكن المرء كذلك فإنه يجعل من نفسه راهبًا على أمل غير مجدي، بأن يكون كذلك.</w:t>
       </w:r>
     </w:p>
     <w:p>
       <w:pPr>
-        <w:bidi/>
         <w:jc w:val="both"/>
         <w:rPr>
-          <w:rFonts w:ascii="Sakkal Majalla" w:hAnsi="Sakkal Majalla" w:cs="Sakkal Majalla"/>
-          <w:sz w:val="28"/>
-          <w:szCs w:val="28"/>
-          <w:rtl/>
-        </w:rPr>
-      </w:pPr>
-      <w:r>
-        <w:rPr>
-          <w:rFonts w:ascii="Sakkal Majalla" w:hAnsi="Sakkal Majalla" w:cs="Sakkal Majalla" w:hint="cs"/>
-          <w:sz w:val="28"/>
-          <w:szCs w:val="28"/>
-          <w:rtl/>
-        </w:rPr>
-        <w:t xml:space="preserve">هذه هي حياة الله على هذه الأرض. أفلا يمكن أن يكون ما خلقه شرًا؟ هو أراد بأن يحفظنا من هذا الفكر! فهذا الادعاء من المؤكد هو علامة على الأزمنة الأخيرة. لقد استطاع الرب بأن يفكر في أمه بمحبة حين حدوث عمل نفسه على الصليب. لكن الروح القدس دخل كسلطان غريب في هذه الحياة وتملّك في الإنسان. هو يريده بأن يسير حسب سلطانه عبر هذه الحياة، حتى أن الإنسان، وكلما ازداد اغترابًا، يكون في وسعه أكثر بأن يُظهر مواساة نحو الذين يعيشون هنا بحسب الله؛ </w:t>
-      </w:r>
-      <w:r>
-        <w:rPr>
-          <w:rFonts w:ascii="Sakkal Majalla" w:hAnsi="Sakkal Majalla" w:cs="Sakkal Majalla" w:hint="cs"/>
-          <w:sz w:val="28"/>
-          <w:szCs w:val="28"/>
-          <w:rtl/>
-        </w:rPr>
-        <w:t xml:space="preserve">وهو </w:t>
-      </w:r>
-      <w:r>
-        <w:rPr>
-          <w:rFonts w:ascii="Sakkal Majalla" w:hAnsi="Sakkal Majalla" w:cs="Sakkal Majalla" w:hint="cs"/>
-          <w:sz w:val="28"/>
-          <w:szCs w:val="28"/>
-          <w:rtl/>
-        </w:rPr>
-        <w:lastRenderedPageBreak/>
-        <w:t xml:space="preserve">يُظهرها بالفعل. وكل ما هو غير ذلك ليس إلا رهبنة. </w:t>
-      </w:r>
-      <w:r>
-        <w:rPr>
-          <w:rFonts w:ascii="Sakkal Majalla" w:hAnsi="Sakkal Majalla" w:cs="Sakkal Majalla" w:hint="cs"/>
-          <w:sz w:val="28"/>
-          <w:szCs w:val="28"/>
-          <w:rtl/>
-        </w:rPr>
-        <w:t xml:space="preserve">عندما نكون حقًا أحرارًا في باطننا فبوسعنا أن نواسي ونتعاطف مع الذين هم من خارج. إن لم نكن كذلك فسنتحول إلى رهبان </w:t>
-      </w:r>
-      <w:r>
-        <w:rPr>
-          <w:rFonts w:ascii="Sakkal Majalla" w:hAnsi="Sakkal Majalla" w:cs="Sakkal Majalla" w:hint="cs"/>
-          <w:sz w:val="28"/>
-          <w:szCs w:val="28"/>
-          <w:rtl/>
-        </w:rPr>
-        <w:t>وس</w:t>
-      </w:r>
-      <w:r>
-        <w:rPr>
-          <w:rFonts w:ascii="Sakkal Majalla" w:hAnsi="Sakkal Majalla" w:cs="Sakkal Majalla" w:hint="cs"/>
-          <w:sz w:val="28"/>
-          <w:szCs w:val="28"/>
-          <w:rtl/>
-        </w:rPr>
-        <w:t>يستحيل</w:t>
-      </w:r>
-      <w:r>
-        <w:rPr>
-          <w:rFonts w:ascii="Sakkal Majalla" w:hAnsi="Sakkal Majalla" w:cs="Sakkal Majalla" w:hint="cs"/>
-          <w:sz w:val="28"/>
-          <w:szCs w:val="28"/>
-          <w:rtl/>
-        </w:rPr>
-        <w:t xml:space="preserve"> أن نكون كذلك في رجاء لا أمل فيه.</w:t>
+          <w:rtl/>
+          <w:lang w:bidi="ar-AE"/>
+        </w:rPr>
+      </w:pPr>
+      <w:r>
+        <w:rPr>
+          <w:rFonts w:hint="cs"/>
+          <w:rtl/>
+          <w:lang w:bidi="ar-AE"/>
+        </w:rPr>
+        <w:t xml:space="preserve">أخيرًا، عندما كان ينتهي التكريس كنذير، كانت تُقدّم كل الذبائح؛ فقد كان يُحرَق شعر رأس النذير المنتذر بالنار، التي كانت تأكل ذبيحة الشكر (سفر العدد 6: 13 </w:t>
+      </w:r>
+      <w:r>
+        <w:rPr>
+          <w:rtl/>
+          <w:lang w:bidi="ar-AE"/>
+        </w:rPr>
+        <w:t>–</w:t>
+      </w:r>
+      <w:r>
+        <w:rPr>
+          <w:rFonts w:hint="cs"/>
+          <w:rtl/>
+          <w:lang w:bidi="ar-AE"/>
+        </w:rPr>
+        <w:t xml:space="preserve"> 21) </w:t>
+      </w:r>
+      <w:r>
+        <w:rPr>
+          <w:rtl/>
+          <w:lang w:bidi="ar-AE"/>
+        </w:rPr>
+        <w:t>–</w:t>
+      </w:r>
+      <w:r>
+        <w:rPr>
+          <w:rFonts w:hint="cs"/>
+          <w:rtl/>
+          <w:lang w:bidi="ar-AE"/>
+        </w:rPr>
+        <w:t xml:space="preserve"> مثال على ملء الشركة، التي هي نتيجة ذبيحة الرب. وعندما كان يتم الوصول في الوقت المعيّن من الله على ملء وكلية عمل قربان الرب بتأثيراته، عندها كان يتم استيعاب طاقة قوة الانفصال في الشركة. هذه الشركة ستكون النتيجة السعيدة من هذه الذبيحة. إننا سعداء بأن نعرف بأن قوة الروح القدس عاملة في الحاضر في لجم أهواء الجسد. لكن عندها سيكون عمل الروح قوة فرح، فرح في الله وفي شركة مع كل ما يحي</w:t>
+      </w:r>
+      <w:r>
+        <w:rPr>
+          <w:rFonts w:hint="cs"/>
+          <w:rtl/>
+          <w:lang w:bidi="ar-AE"/>
+        </w:rPr>
+        <w:t>ط بنا.</w:t>
       </w:r>
     </w:p>
     <w:p>
       <w:pPr>
-        <w:bidi/>
         <w:jc w:val="both"/>
         <w:rPr>
-          <w:rFonts w:ascii="Sakkal Majalla" w:hAnsi="Sakkal Majalla" w:cs="Sakkal Majalla"/>
-          <w:sz w:val="28"/>
-          <w:szCs w:val="28"/>
-          <w:rtl/>
-        </w:rPr>
-      </w:pPr>
-      <w:r>
-        <w:rPr>
-          <w:rFonts w:ascii="Sakkal Majalla" w:hAnsi="Sakkal Majalla" w:cs="Sakkal Majalla" w:hint="cs"/>
-          <w:sz w:val="28"/>
-          <w:szCs w:val="28"/>
-          <w:rtl/>
-        </w:rPr>
-        <w:t xml:space="preserve">أخيرًا عندما كان ينتهي تكريس النذير كانت تُقدّم كل القرابين؛ وكان يُحرق شعر رأس النذير المكرّس في النار، التي أكلته ذبيحة الشكر (سفر العدد 6: 13 </w:t>
-      </w:r>
-      <w:r>
-        <w:rPr>
-          <w:rFonts w:ascii="Sakkal Majalla" w:hAnsi="Sakkal Majalla" w:cs="Sakkal Majalla"/>
-          <w:sz w:val="28"/>
-          <w:szCs w:val="28"/>
-          <w:rtl/>
-        </w:rPr>
-        <w:t>–</w:t>
-      </w:r>
-      <w:r>
-        <w:rPr>
-          <w:rFonts w:ascii="Sakkal Majalla" w:hAnsi="Sakkal Majalla" w:cs="Sakkal Majalla" w:hint="cs"/>
-          <w:sz w:val="28"/>
-          <w:szCs w:val="28"/>
-          <w:rtl/>
-        </w:rPr>
-        <w:t xml:space="preserve"> 21) </w:t>
-      </w:r>
-      <w:r>
-        <w:rPr>
-          <w:rFonts w:ascii="Sakkal Majalla" w:hAnsi="Sakkal Majalla" w:cs="Sakkal Majalla"/>
-          <w:sz w:val="28"/>
-          <w:szCs w:val="28"/>
-          <w:rtl/>
-        </w:rPr>
-        <w:t>–</w:t>
-      </w:r>
-      <w:r>
-        <w:rPr>
-          <w:rFonts w:ascii="Sakkal Majalla" w:hAnsi="Sakkal Majalla" w:cs="Sakkal Majalla" w:hint="cs"/>
-          <w:sz w:val="28"/>
-          <w:szCs w:val="28"/>
-          <w:rtl/>
-        </w:rPr>
-        <w:t xml:space="preserve"> وهو مثال للشركة الكاملة التي كانت نتيجة ذبيحة الرب. عندما سيكون لذبيحة الرب في الوقت المعيّن من الله كل تأثيرها بملئه، ستنشأ قوة الانفصال في الشركة. هذه الشركة ستكون النتيجة المباركة لهذه الذبيحة. </w:t>
-      </w:r>
-      <w:r>
-        <w:rPr>
-          <w:rFonts w:ascii="Sakkal Majalla" w:hAnsi="Sakkal Majalla" w:cs="Sakkal Majalla" w:hint="cs"/>
-          <w:sz w:val="28"/>
-          <w:szCs w:val="28"/>
-          <w:rtl/>
-        </w:rPr>
-        <w:t>إننا سعداء بأن نعلم أن قوة الروح القدس عاملة في الحاضر لتُلجم شهوات الجسد. لكن عندها سيتحول عمل الروح إلى قوة فرح، فرح في الله وفي الشركة مع كل ما يحيط بنا.</w:t>
+          <w:rtl/>
+          <w:lang w:bidi="ar-AE"/>
+        </w:rPr>
+      </w:pPr>
+      <w:r>
+        <w:rPr>
+          <w:rFonts w:hint="cs"/>
+          <w:rtl/>
+          <w:lang w:bidi="ar-AE"/>
+        </w:rPr>
+        <w:t xml:space="preserve">لنتكلم الآن عن طرق الله عندما كان ينتهي انتذار النذير. عندها ستظهر نتيجة عمل الرب أمام الأنظار. كل تنوع عمل ذبيحته سيُعترف به. شعبه سيدخل في شركة فرحه. الخمر سيُشرَب بابتهاج. يسوع بنفسه ينتظر هذه اللحظة. أنا أعتقد، بأن هذا يُشير بصورة خاصة إلى شعبه على هذه الأرض، </w:t>
+      </w:r>
+      <w:r>
+        <w:rPr>
+          <w:rFonts w:hint="cs"/>
+          <w:rtl/>
+          <w:lang w:bidi="ar-AE"/>
+        </w:rPr>
+        <w:t>إ</w:t>
+      </w:r>
+      <w:r>
+        <w:rPr>
+          <w:rFonts w:hint="cs"/>
+          <w:rtl/>
+          <w:lang w:bidi="ar-AE"/>
+        </w:rPr>
+        <w:t>لى البقية اليهودية في الأيام الأخيرة. إ</w:t>
+      </w:r>
+      <w:r>
+        <w:rPr>
+          <w:rFonts w:hint="cs"/>
+          <w:rtl/>
+          <w:lang w:bidi="ar-AE"/>
+        </w:rPr>
+        <w:t>ن</w:t>
+      </w:r>
+      <w:r>
+        <w:rPr>
+          <w:rFonts w:hint="cs"/>
+          <w:rtl/>
+          <w:lang w:bidi="ar-AE"/>
+        </w:rPr>
+        <w:t xml:space="preserve"> مشاركتهم بالروح القدس سيكون</w:t>
+      </w:r>
+      <w:r>
+        <w:rPr>
+          <w:rFonts w:hint="cs"/>
+          <w:rtl/>
+          <w:lang w:bidi="ar-AE"/>
+        </w:rPr>
+        <w:t xml:space="preserve"> ب</w:t>
+      </w:r>
+      <w:r>
+        <w:rPr>
+          <w:rFonts w:hint="cs"/>
+          <w:rtl/>
+          <w:lang w:bidi="ar-AE"/>
+        </w:rPr>
+        <w:t xml:space="preserve">فرح </w:t>
+      </w:r>
+      <w:r>
+        <w:rPr>
+          <w:rFonts w:hint="cs"/>
+          <w:rtl/>
+          <w:lang w:bidi="ar-AE"/>
+        </w:rPr>
+        <w:t>وابتهاج</w:t>
+      </w:r>
+      <w:r>
+        <w:rPr>
+          <w:rFonts w:hint="cs"/>
+          <w:rtl/>
+          <w:lang w:bidi="ar-AE"/>
+        </w:rPr>
+        <w:t>.</w:t>
+      </w:r>
+      <w:r>
+        <w:rPr>
+          <w:rFonts w:hint="cs"/>
+          <w:rtl/>
+          <w:lang w:bidi="ar-AE"/>
+        </w:rPr>
+        <w:t xml:space="preserve"> لكننا نحن أيضًا ننتظر شيئًا مماثلاً، لكن في صورة أفضل من ذلك. إننا نتوقع هذا الفرح إلى حد معيّن، لأن الروح القدس</w:t>
+      </w:r>
+      <w:r>
+        <w:rPr>
+          <w:rFonts w:hint="cs"/>
+          <w:rtl/>
+          <w:lang w:bidi="ar-AE"/>
+        </w:rPr>
+        <w:t xml:space="preserve"> يُنشئ هذين الأمرين: فرح الشركة والانفصال للتكريس لخدمة الله. وعن هذا يريد الرسول أن يقول شيئًا أيضًا في كلامه لأهل كورنثوس: "</w:t>
+      </w:r>
+      <w:r>
+        <w:rPr>
+          <w:rFonts w:hint="cs"/>
+          <w:rtl/>
+        </w:rPr>
+        <w:t>إ</w:t>
+      </w:r>
+      <w:r>
+        <w:rPr>
+          <w:rtl/>
+          <w:lang w:bidi="ar-AE"/>
+        </w:rPr>
+        <w:t>ذًا الْمَوْتُ يَعْمَلُ فِينَا، وَلكِنِ الْحَيَاةُ فِيكُمْ.</w:t>
+      </w:r>
+      <w:r>
+        <w:rPr>
+          <w:rFonts w:hint="cs"/>
+          <w:rtl/>
+          <w:lang w:bidi="ar-AE"/>
+        </w:rPr>
+        <w:t xml:space="preserve">" (2. كورنثوس 4: 12). غير أنه يمكن للمرء أن يقول عن جميع المسيحيين: "... </w:t>
+      </w:r>
+      <w:r>
+        <w:rPr>
+          <w:rtl/>
+          <w:lang w:bidi="ar-AE"/>
+        </w:rPr>
+        <w:t>وَلَيْتَكُمْ مَلَكْتُمْ لِنَمْلِكَ نَحْنُ أَيْضًا مَعَكُمْ!</w:t>
+      </w:r>
+      <w:r>
+        <w:rPr>
+          <w:rFonts w:hint="cs"/>
+          <w:rtl/>
+          <w:lang w:bidi="ar-AE"/>
+        </w:rPr>
+        <w:t>" (1. كورنثوس 4: 8).</w:t>
       </w:r>
     </w:p>
     <w:p>
       <w:pPr>
-        <w:bidi/>
         <w:jc w:val="both"/>
         <w:rPr>
-          <w:rFonts w:ascii="Sakkal Majalla" w:hAnsi="Sakkal Majalla" w:cs="Sakkal Majalla"/>
-          <w:sz w:val="28"/>
-          <w:szCs w:val="28"/>
-          <w:rtl/>
-        </w:rPr>
-      </w:pPr>
-      <w:r>
-        <w:rPr>
-          <w:rFonts w:ascii="Sakkal Majalla" w:hAnsi="Sakkal Majalla" w:cs="Sakkal Majalla" w:hint="cs"/>
-          <w:sz w:val="28"/>
-          <w:szCs w:val="28"/>
-          <w:rtl/>
-        </w:rPr>
-        <w:t>لنتكلم الآن عن طرق الله، عند انتهاء تكريس النذير. عندها ستظهر للعيان نتيجة عمل الرب. كل تعدد عمل ذبيحته سيُعترف به. شعبه سيدخل في شركة فرحه. الخمر سنشربه بابتهاج. يسوع بنفسه ينتظر هذه اللحظة. أنا أعتقد بأن هذا يُشير بصورة خاصة إلى شعبه على هذه الأرض، إلى البقية اليهودية في الأيام الأخيرة. إن مشاركتها بالروح القدس سيكون فرحًا لها ومسرة. غير أننا نحن أيضًا ننتظر شيئًا من هذا القبيل، ولكن في صورة أفضل بكثير. إننا من الآن نتوقع هذا الفرح إلى حد ما، لأن الروح القدس يُبرز هذين الأمرين: فرح الشركة والانفصال في التكرس لخدمة الله. والرسول يريد أيضًا أن يقول شيئًا عن ذلك في كلماته لأهل كورنثوس: "</w:t>
-      </w:r>
-      <w:r>
-        <w:rPr>
-          <w:rFonts w:ascii="Sakkal Majalla" w:hAnsi="Sakkal Majalla" w:cs="Sakkal Majalla"/>
-          <w:sz w:val="28"/>
-          <w:szCs w:val="28"/>
-          <w:rtl/>
-        </w:rPr>
-        <w:t xml:space="preserve"> 12 إِذًا الْمَوْتُ يَعْمَلُ فِينَا، وَلكِنِ الْحَيَاةُ فِيكُمْ.</w:t>
-      </w:r>
-      <w:r>
-        <w:rPr>
-          <w:rFonts w:ascii="Sakkal Majalla" w:hAnsi="Sakkal Majalla" w:cs="Sakkal Majalla" w:hint="cs"/>
-          <w:sz w:val="28"/>
-          <w:szCs w:val="28"/>
-          <w:rtl/>
-        </w:rPr>
-        <w:t xml:space="preserve">" (2. كورنثوس 4: 12). لكننا دائًما يمكننا أن نقول عن جميع المسيحيين: "... </w:t>
-      </w:r>
-      <w:r>
-        <w:rPr>
-          <w:rFonts w:ascii="Sakkal Majalla" w:hAnsi="Sakkal Majalla" w:cs="Sakkal Majalla"/>
-          <w:sz w:val="28"/>
-          <w:szCs w:val="28"/>
-          <w:rtl/>
-        </w:rPr>
-        <w:t>وَلَيْتَكُمْ مَلَكْتُمْ لِنَمْلِكَ نَحْنُ أَيْضًا مَعَكُمْ!</w:t>
-      </w:r>
-      <w:r>
-        <w:rPr>
-          <w:rFonts w:ascii="Sakkal Majalla" w:hAnsi="Sakkal Majalla" w:cs="Sakkal Majalla" w:hint="cs"/>
-          <w:sz w:val="28"/>
-          <w:szCs w:val="28"/>
-          <w:rtl/>
-        </w:rPr>
-        <w:t>" (1. كورنثوس 4: 8).</w:t>
-      </w:r>
-    </w:p>
-    <w:p>
-      <w:pPr>
-        <w:bidi/>
-        <w:jc w:val="both"/>
-        <w:rPr>
-          <w:rFonts w:ascii="Sakkal Majalla" w:hAnsi="Sakkal Majalla" w:cs="Sakkal Majalla"/>
-          <w:sz w:val="28"/>
-          <w:szCs w:val="28"/>
-          <w:rtl/>
-        </w:rPr>
-      </w:pPr>
-      <w:r>
-        <w:rPr>
-          <w:rFonts w:ascii="Sakkal Majalla" w:hAnsi="Sakkal Majalla" w:cs="Sakkal Majalla" w:hint="cs"/>
-          <w:sz w:val="28"/>
-          <w:szCs w:val="28"/>
-          <w:rtl/>
-        </w:rPr>
-        <w:t>من المستند 4. في "تأملات في الكلمة الإلهية" على يد يوحنا نلسون داربي</w:t>
-      </w:r>
-    </w:p>
-    <w:p>
-      <w:pPr>
-        <w:bidi/>
-        <w:jc w:val="center"/>
-        <w:rPr>
-          <w:rFonts w:ascii="Sakkal Majalla" w:hAnsi="Sakkal Majalla" w:cs="Sakkal Majalla"/>
-          <w:sz w:val="28"/>
-          <w:szCs w:val="28"/>
-          <w:rtl/>
-        </w:rPr>
-      </w:pPr>
-      <w:r>
-        <w:rPr>
-          <w:rFonts w:ascii="Sakkal Majalla" w:hAnsi="Sakkal Majalla" w:cs="Sakkal Majalla" w:hint="cs"/>
-          <w:sz w:val="28"/>
-          <w:szCs w:val="28"/>
-          <w:rtl/>
-        </w:rPr>
-        <w:t>-تم-</w:t>
+          <w:rFonts w:hint="cs"/>
+          <w:rtl/>
+          <w:lang w:bidi="ar-AE"/>
+        </w:rPr>
+      </w:pPr>
+      <w:r>
+        <w:rPr>
+          <w:rtl/>
+          <w:lang w:bidi="ar-AE"/>
+        </w:rPr>
+        <w:t>من الكتيب الرابع 'تأملات في الكلمة الإلهية'</w:t>
+      </w:r>
+      <w:r>
+        <w:rPr>
+          <w:rFonts w:hint="cs"/>
+          <w:rtl/>
+          <w:lang w:bidi="ar-AE"/>
+        </w:rPr>
+        <w:t xml:space="preserve"> ليوحنا داربي</w:t>
       </w:r>
     </w:p>
     <w:sectPr>
       <w:pgSz w:w="11906" w:h="16838"/>
-      <w:pgMar w:top="1440" w:right="1440" w:bottom="1440" w:left="1440" w:header="708" w:footer="708" w:gutter="0"/>
+      <w:pgMar w:top="1440" w:right="1800" w:bottom="1440" w:left="1800" w:header="708" w:footer="708" w:gutter="0"/>
       <w:cols w:space="708"/>
+      <w:bidi/>
+      <w:rtlGutter/>
       <w:docGrid w:linePitch="360"/>
     </w:sectPr>
   </w:body>
@@ -728,69 +893,60 @@
     <w:p>
       <w:pPr>
         <w:pStyle w:val="FootnoteText"/>
-        <w:bidi/>
-        <w:rPr>
-          <w:rFonts w:ascii="Sakkal Majalla" w:hAnsi="Sakkal Majalla" w:cs="Sakkal Majalla" w:hint="cs"/>
+        <w:jc w:val="both"/>
+        <w:rPr>
           <w:b/>
           <w:bCs/>
           <w:sz w:val="26"/>
           <w:szCs w:val="26"/>
-          <w:rtl/>
-        </w:rPr>
-      </w:pPr>
-      <w:r>
-        <w:rPr>
-          <w:rFonts w:ascii="Sakkal Majalla" w:hAnsi="Sakkal Majalla" w:cs="Sakkal Majalla"/>
+        </w:rPr>
+      </w:pPr>
+      <w:r>
+        <w:rPr>
+          <w:rStyle w:val="FootnoteReference"/>
+        </w:rPr>
+        <w:footnoteRef/>
+      </w:r>
+      <w:r>
+        <w:rPr>
+          <w:rtl/>
+        </w:rPr>
+        <w:t xml:space="preserve"> </w:t>
+      </w:r>
+      <w:r>
+        <w:rPr>
+          <w:rFonts w:hint="cs"/>
           <w:b/>
           <w:bCs/>
           <w:sz w:val="26"/>
           <w:szCs w:val="26"/>
-        </w:rPr>
-        <w:footnoteRef/>
-      </w:r>
-      <w:r>
-        <w:rPr>
-          <w:rFonts w:ascii="Sakkal Majalla" w:hAnsi="Sakkal Majalla" w:cs="Sakkal Majalla"/>
+          <w:rtl/>
+        </w:rPr>
+        <w:t>ملاحظة دائرة التحرير: لتكميل الصورة نُشير أيضًا إلى غلاطية 5: 24: "</w:t>
+      </w:r>
+      <w:r>
+        <w:rPr>
           <w:b/>
           <w:bCs/>
           <w:sz w:val="26"/>
           <w:szCs w:val="26"/>
-        </w:rPr>
-        <w:t xml:space="preserve"> </w:t>
-      </w:r>
-      <w:r>
-        <w:rPr>
-          <w:rFonts w:ascii="Sakkal Majalla" w:hAnsi="Sakkal Majalla" w:cs="Sakkal Majalla" w:hint="cs"/>
+          <w:rtl/>
+        </w:rPr>
+        <w:t xml:space="preserve"> وَلكِنَّ الَّذِينَ هُمْ لِلْمَسِيحِ قَدْ صَلَبُوا الْجَسَدَ مَعَ الأَهْوَاءِ وَالشَّهَوَاتِ.</w:t>
+      </w:r>
+      <w:r>
+        <w:rPr>
+          <w:rFonts w:hint="cs"/>
           <w:b/>
           <w:bCs/>
           <w:sz w:val="26"/>
           <w:szCs w:val="26"/>
           <w:rtl/>
         </w:rPr>
-        <w:t xml:space="preserve">ملاحظة المحرر: </w:t>
-      </w:r>
-      <w:r>
-        <w:rPr>
-          <w:rFonts w:ascii="Sakkal Majalla" w:hAnsi="Sakkal Majalla" w:cs="Sakkal Majalla" w:hint="cs"/>
-          <w:b/>
-          <w:bCs/>
-          <w:sz w:val="26"/>
-          <w:szCs w:val="26"/>
-          <w:rtl/>
-        </w:rPr>
-        <w:t>لتكميل الصورة نود أيضًا أن نشير إلى غلاطية 5: 24: "</w:t>
-      </w:r>
-      <w:r>
-        <w:rPr>
-          <w:rFonts w:ascii="Sakkal Majalla" w:hAnsi="Sakkal Majalla" w:cs="Sakkal Majalla"/>
-          <w:b/>
-          <w:bCs/>
-          <w:sz w:val="26"/>
-          <w:szCs w:val="26"/>
-          <w:rtl/>
-        </w:rPr>
-        <w:t>وَلكِنَّ الَّذِينَ هُمْ لِلْمَسِيحِ قَدْ صَلَبُوا الْجَسَدَ مَعَ الأَهْوَاءِ وَالشَّهَوَاتِ.</w:t>
-      </w:r>
+        <w:t>".</w:t>
+      </w:r>
+      <w:bookmarkStart w:id="0" w:name="_GoBack"/>
+      <w:bookmarkEnd w:id="0"/>
     </w:p>
   </w:footnote>
 </w:footnotes>
@@ -801,10 +957,10 @@
   <w:docDefaults>
     <w:rPrDefault>
       <w:rPr>
-        <w:rFonts w:asciiTheme="minorHAnsi" w:eastAsiaTheme="minorHAnsi" w:hAnsiTheme="minorHAnsi" w:cstheme="minorBidi"/>
-        <w:sz w:val="22"/>
-        <w:szCs w:val="22"/>
-        <w:lang w:val="en-IL" w:eastAsia="en-US" w:bidi="ar-SA"/>
+        <w:rFonts w:ascii="Sakkal Majalla" w:eastAsiaTheme="minorHAnsi" w:hAnsi="Sakkal Majalla" w:cs="Sakkal Majalla"/>
+        <w:sz w:val="28"/>
+        <w:szCs w:val="28"/>
+        <w:lang w:val="en-US" w:eastAsia="en-US" w:bidi="ar-SA"/>
       </w:rPr>
     </w:rPrDefault>
     <w:pPrDefault>
@@ -1194,7 +1350,11 @@
   <w:style w:type="paragraph" w:default="1" w:styleId="Normal">
     <w:name w:val="Normal"/>
     <w:qFormat/>
+    <w:pPr>
+      <w:bidi/>
+    </w:pPr>
     <w:rPr>
+      <w:noProof/>
       <w:lang w:bidi="ar-EG"/>
     </w:rPr>
   </w:style>
@@ -1230,7 +1390,7 @@
     <w:basedOn w:val="DefaultParagraphFont"/>
     <w:uiPriority w:val="99"/>
     <w:unhideWhenUsed/>
-    <w:rsid w:val="0013274D"/>
+    <w:rsid w:val="00296A9F"/>
     <w:rPr>
       <w:color w:val="0563C1" w:themeColor="hyperlink"/>
       <w:u w:val="single"/>
@@ -1242,10 +1402,22 @@
     <w:uiPriority w:val="99"/>
     <w:semiHidden/>
     <w:unhideWhenUsed/>
-    <w:rsid w:val="0013274D"/>
+    <w:rsid w:val="00296A9F"/>
     <w:rPr>
       <w:color w:val="605E5C"/>
       <w:shd w:val="clear" w:color="auto" w:fill="E1DFDD"/>
+    </w:rPr>
+  </w:style>
+  <w:style w:type="character" w:styleId="FollowedHyperlink">
+    <w:name w:val="FollowedHyperlink"/>
+    <w:basedOn w:val="DefaultParagraphFont"/>
+    <w:uiPriority w:val="99"/>
+    <w:semiHidden/>
+    <w:unhideWhenUsed/>
+    <w:rsid w:val="0040588E"/>
+    <w:rPr>
+      <w:color w:val="954F72" w:themeColor="followedHyperlink"/>
+      <w:u w:val="single"/>
     </w:rPr>
   </w:style>
   <w:style w:type="paragraph" w:styleId="FootnoteText">
@@ -1255,7 +1427,7 @@
     <w:uiPriority w:val="99"/>
     <w:semiHidden/>
     <w:unhideWhenUsed/>
-    <w:rsid w:val="001C7A92"/>
+    <w:rsid w:val="005F10B0"/>
     <w:pPr>
       <w:spacing w:after="0" w:line="240" w:lineRule="auto"/>
     </w:pPr>
@@ -1270,8 +1442,9 @@
     <w:link w:val="FootnoteText"/>
     <w:uiPriority w:val="99"/>
     <w:semiHidden/>
-    <w:rsid w:val="001C7A92"/>
+    <w:rsid w:val="005F10B0"/>
     <w:rPr>
+      <w:noProof/>
       <w:sz w:val="20"/>
       <w:szCs w:val="20"/>
       <w:lang w:bidi="ar-EG"/>
@@ -1283,28 +1456,16 @@
     <w:uiPriority w:val="99"/>
     <w:semiHidden/>
     <w:unhideWhenUsed/>
-    <w:rsid w:val="001C7A92"/>
+    <w:rsid w:val="005F10B0"/>
     <w:rPr>
       <w:vertAlign w:val="superscript"/>
-    </w:rPr>
-  </w:style>
-  <w:style w:type="character" w:styleId="FollowedHyperlink">
-    <w:name w:val="FollowedHyperlink"/>
-    <w:basedOn w:val="DefaultParagraphFont"/>
-    <w:uiPriority w:val="99"/>
-    <w:semiHidden/>
-    <w:unhideWhenUsed/>
-    <w:rsid w:val="00043322"/>
-    <w:rPr>
-      <w:color w:val="954F72" w:themeColor="followedHyperlink"/>
-      <w:u w:val="single"/>
     </w:rPr>
   </w:style>
 </w:styles>
 </file>
 
 <file path=word/theme/theme1.xml><?xml version="1.0" encoding="utf-8"?>
-<a:theme xmlns:a="http://schemas.openxmlformats.org/drawingml/2006/main" name="ערכת נושא Office">
+<a:theme xmlns:a="http://schemas.openxmlformats.org/drawingml/2006/main" name="Office Theme">
   <a:themeElements>
     <a:clrScheme name="Office">
       <a:dk1>
@@ -1599,11 +1760,11 @@
 </file>
 
 <file path=customXml/item1.xml><?xml version="1.0" encoding="utf-8"?>
-<b:Sources xmlns:b="http://schemas.openxmlformats.org/officeDocument/2006/bibliography" xmlns="http://schemas.openxmlformats.org/officeDocument/2006/bibliography" SelectedStyle="\APASixthEditionOfficeOnline.xsl" StyleName="APA" Version="6"/>
+<b:Sources xmlns:b="http://schemas.openxmlformats.org/officeDocument/2006/bibliography" xmlns="http://schemas.openxmlformats.org/officeDocument/2006/bibliography" SelectedStyle="\apasixtheditionofficeonline.xsl" StyleName="APA" Version="6"/>
 </file>
 
 <file path=customXml/itemProps1.xml><?xml version="1.0" encoding="utf-8"?>
-<ds:datastoreItem xmlns:ds="http://schemas.openxmlformats.org/officeDocument/2006/customXml" ds:itemID="{C31BCE64-08FD-413A-BE97-3AF1CB7CF9CA}">
+<ds:datastoreItem xmlns:ds="http://schemas.openxmlformats.org/officeDocument/2006/customXml" ds:itemID="{C28656CA-3EE2-4AC0-A818-9F62D17C4DBD}">
   <ds:schemaRefs>
     <ds:schemaRef ds:uri="http://schemas.openxmlformats.org/officeDocument/2006/bibliography"/>
   </ds:schemaRefs>

--- a/docs/downloads/john-nelson-darby/تم/doc_0329.docx
+++ b/docs/downloads/john-nelson-darby/تم/doc_0329.docx
@@ -4,838 +4,673 @@
   <w:body>
     <w:p>
       <w:pPr>
+        <w:bidi/>
         <w:jc w:val="both"/>
         <w:rPr>
-          <w:rtl/>
-          <w:lang w:bidi="ar-AE"/>
+          <w:rFonts w:ascii="Sakkal Majalla" w:hAnsi="Sakkal Majalla" w:cs="Sakkal Majalla"/>
+          <w:sz w:val="28"/>
+          <w:szCs w:val="28"/>
+          <w:rtl/>
         </w:rPr>
       </w:pPr>
       <w:hyperlink r:id="rId7" w:history="1">
         <w:r>
           <w:rPr>
             <w:rStyle w:val="Hyperlink"/>
-            <w:rFonts w:hint="cs"/>
+            <w:rFonts w:ascii="Sakkal Majalla" w:hAnsi="Sakkal Majalla" w:cs="Sakkal Majalla" w:hint="cs"/>
+            <w:sz w:val="28"/>
+            <w:szCs w:val="28"/>
             <w:rtl/>
-            <w:lang w:bidi="ar-AE"/>
           </w:rPr>
           <w:t>النذير</w:t>
         </w:r>
       </w:hyperlink>
-    </w:p>
-    <w:p>
-      <w:pPr>
+      <w:r>
+        <w:rPr>
+          <w:rFonts w:ascii="Sakkal Majalla" w:hAnsi="Sakkal Majalla" w:cs="Sakkal Majalla" w:hint="cs"/>
+          <w:sz w:val="28"/>
+          <w:szCs w:val="28"/>
+          <w:rtl/>
+        </w:rPr>
+        <w:t xml:space="preserve"> </w:t>
+      </w:r>
+    </w:p>
+    <w:p>
+      <w:pPr>
+        <w:bidi/>
         <w:jc w:val="both"/>
         <w:rPr>
-          <w:rtl/>
-          <w:lang w:bidi="ar-AE"/>
-        </w:rPr>
-      </w:pPr>
-      <w:r>
-        <w:rPr>
-          <w:lang w:bidi="ar-AE"/>
-        </w:rPr>
-        <w:t>John Nelson Darby</w:t>
-      </w:r>
-    </w:p>
-    <w:p>
-      <w:pPr>
+          <w:rFonts w:ascii="Sakkal Majalla" w:hAnsi="Sakkal Majalla" w:cs="Sakkal Majalla"/>
+          <w:sz w:val="28"/>
+          <w:szCs w:val="28"/>
+          <w:rtl/>
+        </w:rPr>
+      </w:pPr>
+      <w:r>
+        <w:rPr>
+          <w:rFonts w:ascii="Sakkal Majalla" w:hAnsi="Sakkal Majalla" w:cs="Sakkal Majalla" w:hint="cs"/>
+          <w:sz w:val="28"/>
+          <w:szCs w:val="28"/>
+          <w:rtl/>
+        </w:rPr>
+        <w:t>يوحنا نلسون داربي</w:t>
+      </w:r>
+    </w:p>
+    <w:p>
+      <w:pPr>
+        <w:bidi/>
         <w:jc w:val="both"/>
         <w:rPr>
-          <w:rtl/>
-          <w:lang w:bidi="ar-AE"/>
-        </w:rPr>
-      </w:pPr>
-      <w:r>
-        <w:rPr>
-          <w:rFonts w:hint="cs"/>
-          <w:rtl/>
-          <w:lang w:bidi="ar-AE"/>
-        </w:rPr>
-        <w:t>يعرض لنا النذير طابعًا مرتبط</w:t>
-      </w:r>
-      <w:r>
-        <w:rPr>
-          <w:rFonts w:hint="cs"/>
-          <w:rtl/>
-          <w:lang w:bidi="ar-AE"/>
-        </w:rPr>
-        <w:t>ًا</w:t>
-      </w:r>
-      <w:r>
-        <w:rPr>
-          <w:rFonts w:hint="cs"/>
-          <w:rtl/>
-          <w:lang w:bidi="ar-AE"/>
-        </w:rPr>
-        <w:t xml:space="preserve"> بحياة الكنيسة على هذه الأرض؛ ألا وهو الولاء الخاص لله. فالمرء يخصص نفسه له. الرب هو المثال الكامل في هذا الأمر. الكنيسة عليها أن تقتفي خطواته. فحالات دعوة خاصة في التخصص للرب</w:t>
-      </w:r>
-      <w:r>
-        <w:rPr>
-          <w:rtl/>
-        </w:rPr>
-        <w:t xml:space="preserve"> </w:t>
-      </w:r>
-      <w:r>
-        <w:rPr>
-          <w:rtl/>
-          <w:lang w:bidi="ar-AE"/>
-        </w:rPr>
-        <w:t>تدخل</w:t>
-      </w:r>
-      <w:r>
-        <w:rPr>
-          <w:rFonts w:hint="cs"/>
-          <w:rtl/>
-          <w:lang w:bidi="ar-AE"/>
-        </w:rPr>
-        <w:t xml:space="preserve"> أيضًا في هذه الفئة.</w:t>
-      </w:r>
-    </w:p>
-    <w:p>
-      <w:pPr>
+          <w:rFonts w:ascii="Sakkal Majalla" w:hAnsi="Sakkal Majalla" w:cs="Sakkal Majalla"/>
+          <w:sz w:val="28"/>
+          <w:szCs w:val="28"/>
+          <w:rtl/>
+        </w:rPr>
+      </w:pPr>
+      <w:r>
+        <w:rPr>
+          <w:rFonts w:ascii="Sakkal Majalla" w:hAnsi="Sakkal Majalla" w:cs="Sakkal Majalla" w:hint="cs"/>
+          <w:sz w:val="28"/>
+          <w:szCs w:val="28"/>
+          <w:rtl/>
+        </w:rPr>
+        <w:t xml:space="preserve">يقدّم لنا النذير طابعًا مرتبطًا بحياة الكنيسة أو الاجتماع على الأرض؛ </w:t>
+      </w:r>
+      <w:r>
+        <w:rPr>
+          <w:rFonts w:ascii="Sakkal Majalla" w:hAnsi="Sakkal Majalla" w:cs="Sakkal Majalla" w:hint="cs"/>
+          <w:sz w:val="28"/>
+          <w:szCs w:val="28"/>
+          <w:rtl/>
+        </w:rPr>
+        <w:t>أ</w:t>
+      </w:r>
+      <w:r>
+        <w:rPr>
+          <w:rFonts w:ascii="Sakkal Majalla" w:hAnsi="Sakkal Majalla" w:cs="Sakkal Majalla" w:hint="cs"/>
+          <w:sz w:val="28"/>
+          <w:szCs w:val="28"/>
+          <w:rtl/>
+        </w:rPr>
+        <w:t xml:space="preserve">لا وهو الولاء الخاص لله. فالمرء يكرّس نفسه له. الرب هو المثال الكامل </w:t>
+      </w:r>
+      <w:r>
+        <w:rPr>
+          <w:rFonts w:ascii="Sakkal Majalla" w:hAnsi="Sakkal Majalla" w:cs="Sakkal Majalla" w:hint="cs"/>
+          <w:sz w:val="28"/>
+          <w:szCs w:val="28"/>
+          <w:rtl/>
+        </w:rPr>
+        <w:t>ل</w:t>
+      </w:r>
+      <w:bookmarkStart w:id="0" w:name="_GoBack"/>
+      <w:bookmarkEnd w:id="0"/>
+      <w:r>
+        <w:rPr>
+          <w:rFonts w:ascii="Sakkal Majalla" w:hAnsi="Sakkal Majalla" w:cs="Sakkal Majalla" w:hint="cs"/>
+          <w:sz w:val="28"/>
+          <w:szCs w:val="28"/>
+          <w:rtl/>
+        </w:rPr>
+        <w:t>ذلك. الكنيسة عليها أن تتبع خطواته. وفي هذه الفئة تنتمي حالات لوظيفة خاصة في التكريس للرب.</w:t>
+      </w:r>
+    </w:p>
+    <w:p>
+      <w:pPr>
+        <w:bidi/>
         <w:jc w:val="both"/>
         <w:rPr>
-          <w:rtl/>
-          <w:lang w:bidi="ar-AE"/>
-        </w:rPr>
-      </w:pPr>
-      <w:r>
-        <w:rPr>
-          <w:rFonts w:hint="cs"/>
-          <w:rtl/>
-          <w:lang w:bidi="ar-AE"/>
-        </w:rPr>
-        <w:t>بهذا الأمر ترتبط ثلاث أمور. النذير لم يكن يجوز له أن يشرب الخمر؛ وكان لا بد له أن يُرخي شعره ولم يكن يجوز له أن يتنجس بميت. الخمر يمثّل الفرح المرتبط بمُتع المجتمع، الذي يُفرّح القلب الذي يميل إليه. الخمر هو "</w:t>
-      </w:r>
-      <w:r>
-        <w:rPr>
-          <w:rtl/>
-          <w:lang w:bidi="ar-AE"/>
-        </w:rPr>
-        <w:t>الَّذِي يُفَرِّحُ اللهَ وَالنَّاسَ</w:t>
-      </w:r>
-      <w:r>
-        <w:rPr>
-          <w:rFonts w:hint="cs"/>
-          <w:rtl/>
-          <w:lang w:bidi="ar-AE"/>
-        </w:rPr>
-        <w:t>" (قضاة 9: 13). الرب كان بانتذاره منفصلاً عن هذا الفرح. لقد قال: "</w:t>
-      </w:r>
-      <w:r>
-        <w:rPr>
-          <w:rtl/>
-          <w:lang w:bidi="ar-AE"/>
+          <w:rFonts w:ascii="Sakkal Majalla" w:hAnsi="Sakkal Majalla" w:cs="Sakkal Majalla"/>
+          <w:sz w:val="28"/>
+          <w:szCs w:val="28"/>
+          <w:rtl/>
+        </w:rPr>
+      </w:pPr>
+      <w:r>
+        <w:rPr>
+          <w:rFonts w:ascii="Sakkal Majalla" w:hAnsi="Sakkal Majalla" w:cs="Sakkal Majalla" w:hint="cs"/>
+          <w:sz w:val="28"/>
+          <w:szCs w:val="28"/>
+          <w:rtl/>
+        </w:rPr>
+        <w:t>ثلاثة أمور كانت مرتبطة بهذا الأمر. لم يكن يحق للنذير أن يشرب خمرًا؛ وكان ينبغي أن يُرخي شعره ولم يحق له أن يتنجس بميت. الخمر يمثل الفرح المرتبط بملذات العِشرة التي تُفرح القلب الذي يهبها ذاته. الخمر هو الذي "</w:t>
+      </w:r>
+      <w:r>
+        <w:rPr>
+          <w:rFonts w:ascii="Sakkal Majalla" w:hAnsi="Sakkal Majalla" w:cs="Sakkal Majalla"/>
+          <w:sz w:val="28"/>
+          <w:szCs w:val="28"/>
+          <w:rtl/>
+        </w:rPr>
+        <w:t xml:space="preserve"> يُفَرِّحُ اللهَ وَالنَّاسَ</w:t>
+      </w:r>
+      <w:r>
+        <w:rPr>
+          <w:rFonts w:ascii="Sakkal Majalla" w:hAnsi="Sakkal Majalla" w:cs="Sakkal Majalla" w:hint="cs"/>
+          <w:sz w:val="28"/>
+          <w:szCs w:val="28"/>
+          <w:rtl/>
+        </w:rPr>
+        <w:t xml:space="preserve"> (يفرح قلب الآلهة والناس)" (قضاة 9: 13). الرب كان منفصلاً عن هذا الفرح بانتذاره. لقد قال: "</w:t>
+      </w:r>
+      <w:r>
+        <w:rPr>
+          <w:rFonts w:ascii="Sakkal Majalla" w:hAnsi="Sakkal Majalla" w:cs="Sakkal Majalla"/>
+          <w:sz w:val="28"/>
+          <w:szCs w:val="28"/>
+          <w:rtl/>
         </w:rPr>
         <w:t>اَلْحَقَّ أَقُولُ لَكُمْ: إِنِّي لاَ أَشْرَبُ بَعْدُ مِنْ نِتَاجِ الْكَرْمَةِ إِلَى ذلِكَ الْيَوْمِ حِينَمَا أَشْرَبُهُ جَدِيدًا فِي مَلَكُوتِ اللهِ».</w:t>
       </w:r>
       <w:r>
         <w:rPr>
-          <w:rFonts w:hint="cs"/>
-          <w:rtl/>
-          <w:lang w:bidi="ar-AE"/>
-        </w:rPr>
-        <w:t>" (مرقس 14: 25). محبته قادته بأن</w:t>
-      </w:r>
-      <w:r>
-        <w:rPr>
-          <w:rFonts w:hint="cs"/>
-          <w:rtl/>
-          <w:lang w:bidi="ar-AE"/>
-        </w:rPr>
-        <w:t xml:space="preserve"> يرغب أن</w:t>
-      </w:r>
-      <w:r>
-        <w:rPr>
-          <w:rFonts w:hint="cs"/>
-          <w:rtl/>
-          <w:lang w:bidi="ar-AE"/>
-        </w:rPr>
-        <w:t xml:space="preserve"> يتشارك به مع خاصته</w:t>
-      </w:r>
-      <w:r>
-        <w:rPr>
-          <w:rFonts w:hint="cs"/>
-          <w:rtl/>
-          <w:lang w:bidi="ar-AE"/>
-        </w:rPr>
-        <w:t>، مهما بلغ بؤسهم. لقد قال: "</w:t>
-      </w:r>
-      <w:r>
-        <w:rPr>
-          <w:rtl/>
-          <w:lang w:bidi="ar-AE"/>
-        </w:rPr>
-        <w:t>شَهْوَةً اشْتَهَيْتُ أَنْ آكُلَ هذَا الْفِصْحَ مَعَكُمْ قَبْلَ أَنْ أَتَأَلَّمَ،</w:t>
-      </w:r>
-      <w:r>
-        <w:rPr>
-          <w:rFonts w:hint="cs"/>
-          <w:rtl/>
-          <w:lang w:bidi="ar-AE"/>
-        </w:rPr>
-        <w:t xml:space="preserve">" (لوقا 22: 15). كذلك كان لا بد له أن ينكر الروابط الطبيعية </w:t>
-      </w:r>
-      <w:r>
-        <w:rPr>
-          <w:rtl/>
-          <w:lang w:bidi="ar-AE"/>
-        </w:rPr>
-        <w:t>انْتِذَارَ إِلهِهِ عَلَى رَأْسِهِ</w:t>
-      </w:r>
-      <w:r>
-        <w:rPr>
-          <w:rFonts w:hint="cs"/>
-          <w:rtl/>
-          <w:lang w:bidi="ar-AE"/>
-        </w:rPr>
-        <w:t>. "</w:t>
-      </w:r>
-      <w:r>
-        <w:rPr>
-          <w:rtl/>
-          <w:lang w:bidi="ar-AE"/>
-        </w:rPr>
-        <w:t>مَا لِي وَلَكِ يَا امْرَأَةُ؟ لَمْ تَأْتِ سَاعَتِي بَعْدُ</w:t>
-      </w:r>
-      <w:r>
-        <w:rPr>
-          <w:rFonts w:hint="cs"/>
-          <w:rtl/>
-          <w:lang w:bidi="ar-AE"/>
-        </w:rPr>
-        <w:t>" (يوحنا 2: 4). ليس كما لو لم يكن لديه أرق المشاعر نحوها، لكنه الآن كان منفصلاً عن كل شيء ليكون لله.</w:t>
-      </w:r>
-    </w:p>
-    <w:p>
-      <w:pPr>
+          <w:rFonts w:ascii="Sakkal Majalla" w:hAnsi="Sakkal Majalla" w:cs="Sakkal Majalla" w:hint="cs"/>
+          <w:sz w:val="28"/>
+          <w:szCs w:val="28"/>
+          <w:rtl/>
+        </w:rPr>
+        <w:t>" (مرقس 14: 25). لقد اقتادته محبته بأنه تمنى بأن يتشارك بها مع خاصته، مهما بلغ بؤسهم. لقد قال: "</w:t>
+      </w:r>
+      <w:r>
+        <w:rPr>
+          <w:rFonts w:ascii="Sakkal Majalla" w:hAnsi="Sakkal Majalla" w:cs="Sakkal Majalla"/>
+          <w:sz w:val="28"/>
+          <w:szCs w:val="28"/>
+          <w:rtl/>
+        </w:rPr>
+        <w:t>«شَهْوَةً اشْتَهَيْتُ أَنْ آكُلَ هذَا الْفِصْحَ مَعَكُمْ</w:t>
+      </w:r>
+      <w:r>
+        <w:rPr>
+          <w:rFonts w:ascii="Sakkal Majalla" w:hAnsi="Sakkal Majalla" w:cs="Sakkal Majalla" w:hint="cs"/>
+          <w:sz w:val="28"/>
+          <w:szCs w:val="28"/>
+          <w:rtl/>
+        </w:rPr>
+        <w:t>" (لوقا 22: 15). كما وكان ينبغي عليه أن ينكر العلاقات الطبيعية، لأن انتذار الله كان على رأسه. "</w:t>
+      </w:r>
+      <w:r>
+        <w:rPr>
+          <w:rFonts w:ascii="Sakkal Majalla" w:hAnsi="Sakkal Majalla" w:cs="Sakkal Majalla"/>
+          <w:sz w:val="28"/>
+          <w:szCs w:val="28"/>
+          <w:rtl/>
+        </w:rPr>
+        <w:t>«مَا لِي وَلَك</w:t>
+      </w:r>
+      <w:r>
+        <w:rPr>
+          <w:rFonts w:ascii="Sakkal Majalla" w:hAnsi="Sakkal Majalla" w:cs="Sakkal Majalla" w:hint="cs"/>
+          <w:sz w:val="28"/>
+          <w:szCs w:val="28"/>
+          <w:rtl/>
+        </w:rPr>
+        <w:t>ِ؟" قال الرب لأمه (يوحنا 2: 4). ليس أنه لم تكن لديه أرق العواطف لها، لكنه الآن كان منفصلاً عن كل شيء ليكون لله.</w:t>
+      </w:r>
+    </w:p>
+    <w:p>
+      <w:pPr>
+        <w:bidi/>
         <w:jc w:val="both"/>
         <w:rPr>
-          <w:rtl/>
-          <w:lang w:bidi="ar-AE"/>
-        </w:rPr>
-      </w:pPr>
-      <w:r>
-        <w:rPr>
-          <w:rFonts w:hint="cs"/>
-          <w:rtl/>
-          <w:lang w:bidi="ar-AE"/>
-        </w:rPr>
-        <w:t>من ثم كان النذير يُرخي شعره. هذا يعني: هو أهمل نفسه، بوهبه نفسه لمشيئة الله. هو أنكر كرامته وحقوقه كإنسان، لأن الشعر الطويل أشار من جانب واحد</w:t>
-      </w:r>
-      <w:r>
-        <w:rPr>
-          <w:rFonts w:hint="cs"/>
-          <w:rtl/>
-          <w:lang w:bidi="ar-AE"/>
-        </w:rPr>
-        <w:t xml:space="preserve">إلى </w:t>
-      </w:r>
-      <w:r>
-        <w:rPr>
-          <w:rFonts w:hint="cs"/>
-          <w:rtl/>
-          <w:lang w:bidi="ar-AE"/>
-        </w:rPr>
-        <w:t>إهمال شخصه، ومن الجانب الآخر إلى الخضوع، إلى السلطة على رأسه (قارن 1. كورنثوس 11: 10). فهذا كان التكريس لله في التخلي عن الفرح، الكرامة وحقوق الإنسان، إذ اعتُبر الإنسان كمحور أشواقه الشخصية، وذلك، لكيما يكون بأكمله مِلكًا لله. في مركزه هذا هو محاط بالكثير من عواطف</w:t>
-      </w:r>
-      <w:r>
-        <w:rPr>
-          <w:rFonts w:hint="cs"/>
-          <w:rtl/>
-          <w:lang w:bidi="ar-AE"/>
-        </w:rPr>
-        <w:t xml:space="preserve"> الإنسان</w:t>
-      </w:r>
-      <w:r>
-        <w:rPr>
-          <w:rFonts w:hint="cs"/>
-          <w:rtl/>
-          <w:lang w:bidi="ar-AE"/>
-        </w:rPr>
-        <w:t xml:space="preserve">، </w:t>
-      </w:r>
-      <w:r>
-        <w:rPr>
-          <w:rFonts w:hint="cs"/>
-          <w:rtl/>
-          <w:lang w:bidi="ar-AE"/>
-        </w:rPr>
-        <w:t>أفراحه</w:t>
-      </w:r>
-      <w:r>
-        <w:rPr>
-          <w:rFonts w:hint="cs"/>
-          <w:rtl/>
-          <w:lang w:bidi="ar-AE"/>
-        </w:rPr>
-        <w:t xml:space="preserve"> وحقوق</w:t>
-      </w:r>
-      <w:r>
-        <w:rPr>
-          <w:rFonts w:hint="cs"/>
-          <w:rtl/>
-          <w:lang w:bidi="ar-AE"/>
-        </w:rPr>
-        <w:t>ه الطبيعية</w:t>
-      </w:r>
-      <w:r>
-        <w:rPr>
-          <w:rFonts w:hint="cs"/>
-          <w:rtl/>
-          <w:lang w:bidi="ar-AE"/>
-        </w:rPr>
-        <w:t xml:space="preserve">، والتي تشكل فيه محور أفكاره. هو بإمكانه أن يترك هذا المركز في خدمته الخاصة لله مع الأخذ بعين الاعتبار، بأن الخطية دخلت في كل هذه الأمور. </w:t>
-      </w:r>
-      <w:r>
-        <w:rPr>
-          <w:rFonts w:hint="cs"/>
-          <w:rtl/>
-          <w:lang w:bidi="ar-AE"/>
-        </w:rPr>
-        <w:t xml:space="preserve">وهذا المركز بعيدًا في حد ذاته عن أن يكون في شر، فهو حسن في محله. </w:t>
-      </w:r>
-      <w:r>
-        <w:rPr>
-          <w:rtl/>
-          <w:lang w:bidi="ar-AE"/>
+          <w:rFonts w:ascii="Sakkal Majalla" w:hAnsi="Sakkal Majalla" w:cs="Sakkal Majalla"/>
+          <w:sz w:val="28"/>
+          <w:szCs w:val="28"/>
+          <w:rtl/>
+        </w:rPr>
+      </w:pPr>
+      <w:r>
+        <w:rPr>
+          <w:rFonts w:ascii="Sakkal Majalla" w:hAnsi="Sakkal Majalla" w:cs="Sakkal Majalla" w:hint="cs"/>
+          <w:sz w:val="28"/>
+          <w:szCs w:val="28"/>
+          <w:rtl/>
+        </w:rPr>
+        <w:t xml:space="preserve">من ثم أرخى النذير شعر رأسه. هذا يعني: بأنه أهمل نفسه بمنح ذاته لمشيئة الله. هو فقد كرامته وحقوقه كإنسان، لأن الشعر الطويل أشار من جانب واحد إلى إهمال شخصه، ومن الجانب الآخر إلى الخضوع، السلطان على رأسه (قارن 1. ملوك 11: 10). هذا هو إذًا كان التكريس لله بالتخلي عن الفرح، الكرامة وحقوق الإنسان الطبيعية، إذ اعتُبر الإنسان مركزًا لأشواقه الخاصة به، وذلك، ليكون لله بجُملته. الإنسان له مركزه كنائب لمجد الله. وفي هذا المركز هو مُحاط بالكثير من الأشواق والأفراح والحقوق المتمركزة فيه. هو باستطاعته أن يترك هذا المركز لخدمة الله الخاصة، مع المراعاة بأن الخطية قد دخلت في كل هذه الأمور. إنها، وهي بعيدة كل البعد بأن تكون شرًا في ذاتها، هي بالحري جيدة في محلها. </w:t>
+      </w:r>
+      <w:r>
+        <w:rPr>
+          <w:rFonts w:ascii="Sakkal Majalla" w:hAnsi="Sakkal Majalla" w:cs="Sakkal Majalla"/>
+          <w:sz w:val="28"/>
+          <w:szCs w:val="28"/>
+          <w:rtl/>
         </w:rPr>
         <w:t>–</w:t>
       </w:r>
       <w:r>
         <w:rPr>
-          <w:rFonts w:hint="cs"/>
-          <w:rtl/>
-          <w:lang w:bidi="ar-AE"/>
-        </w:rPr>
-        <w:t xml:space="preserve"> هذا ما فعله المسيح. هو أصبح النذير الحقيقي. هو لم يأخذ مكانه كإنسان أو حقوقه كابن الإنسان، وإنما أخضع نفسه من أجل مجد الله لكل شيء طالبَ به هذا المجد. هو اتحد مع بقية الشعب الخاطئ، الذي أحبه، وأصبح غريبًا</w:t>
-      </w:r>
-      <w:r>
-        <w:rPr>
-          <w:rFonts w:hint="cs"/>
-          <w:rtl/>
-          <w:lang w:bidi="ar-AE"/>
-        </w:rPr>
-        <w:t xml:space="preserve"> لبني أمه (قارن مزمور 69: 9). هو لم يفعل أي شيء لم يوصى بأن يفعله. هو عاش بالكلمة التي خرجت من فم الله (قارن لوقا 4: 4). هو انفصل عن كل روابط الحياة الإنسانية، ليكرّس حياته لمجد الله، لخدمته وطاعته. عندما كان يجد القليل من العزاء في محبة خاصته له، ومن الممكن أن التعزية كانت قليلة ولا تُذكَر، كان أيضًا يتنازل عنها لكي من الضروري يكون في هذا المنظور وفي منظور آخر</w:t>
-      </w:r>
-      <w:r>
-        <w:rPr>
-          <w:rFonts w:hint="cs"/>
-          <w:rtl/>
-          <w:lang w:bidi="ar-AE"/>
-        </w:rPr>
-        <w:t xml:space="preserve"> في موته نذيرًا. هو كان لوحده في انفصاله لله. لقد كان على الكنيسة أن تتبع خطواته؛ لكن آهٍ! هي شربت خمرًا، هي أحطّت من كرامتها بضربها خدام البيت.</w:t>
-      </w:r>
-    </w:p>
-    <w:p>
-      <w:pPr>
+          <w:rFonts w:ascii="Sakkal Majalla" w:hAnsi="Sakkal Majalla" w:cs="Sakkal Majalla" w:hint="cs"/>
+          <w:sz w:val="28"/>
+          <w:szCs w:val="28"/>
+          <w:rtl/>
+        </w:rPr>
+        <w:t xml:space="preserve"> هذا ما فعله المسيح. هو أصبح النذير الحقيقي. هو لم يتخذ مكانه كالإنسان أو حقوقه كابن الإنسان، وإنما أخضع نفسه لأجل مجد الله لكل ما كان يُطالب مجدُه حقَه منه. هو اتّحد مع بقية الشعب الخاطئ، الذي أحبه، وأصبح غريبًا عن بني أمه (قارن مزمور 69: 9)؟ هو لم يفعل أي شيء لم يكن مدوّنًا له. هو عاش من الكلمة التي خرجت من فم الله (قارن لوقا 4: 4). هو انفصل عن كل روابط الحياة الإنسانية ليكرس نفسه لمجد الله وخدمته ولطاعته. إن كان قد وجد عزاءً في محبة خاصته، وإن من الممكن أن يكون جدًا بائسًا ولا يُذكر، فإنه تخلى عنه أيضًا لأنه كان ينبغي عليه أن يكون في هذا المنظور وفي كل منظور آخر كله نذيرًا في موته. هو كان لوحده في انفصاله لله. لقد كان على الكنيسة أن تتبع خطواته؛ لكن آهٍ! هي شربت الخمر، هي حطّت من قيمة ذاتها بضربها خدام البيت.</w:t>
+      </w:r>
+    </w:p>
+    <w:p>
+      <w:pPr>
+        <w:bidi/>
         <w:jc w:val="both"/>
         <w:rPr>
-          <w:rtl/>
-          <w:lang w:bidi="ar-AE"/>
-        </w:rPr>
-      </w:pPr>
-      <w:r>
-        <w:rPr>
-          <w:rFonts w:hint="cs"/>
-          <w:rtl/>
-          <w:lang w:bidi="ar-AE"/>
-        </w:rPr>
-        <w:t>من الممكن أن يُطالَب المؤمن بأن ينكر نفسه وأن يتنازل عن أمور لأجل خدمته الثمينة لمخلّصه، والتي هي في حد ذاتها ليست شريرة. لكن هذا العمل يحدث في الباطن. "</w:t>
-      </w:r>
-      <w:r>
-        <w:rPr>
-          <w:rtl/>
-          <w:lang w:bidi="ar-AE"/>
+          <w:rFonts w:ascii="Sakkal Majalla" w:hAnsi="Sakkal Majalla" w:cs="Sakkal Majalla"/>
+          <w:sz w:val="28"/>
+          <w:szCs w:val="28"/>
+          <w:rtl/>
+        </w:rPr>
+      </w:pPr>
+      <w:r>
+        <w:rPr>
+          <w:rFonts w:ascii="Sakkal Majalla" w:hAnsi="Sakkal Majalla" w:cs="Sakkal Majalla" w:hint="cs"/>
+          <w:sz w:val="28"/>
+          <w:szCs w:val="28"/>
+          <w:rtl/>
+        </w:rPr>
+        <w:t>من الممكن أن يُطالب المؤمن بأن ينكر نفسه وأن يتنازل لخدمة المخلص الطيبة عن أمور، هي في حد ذاتها ليست شريرة. لكن هذا العمل يحدث باطنيًا. "</w:t>
+      </w:r>
+      <w:r>
+        <w:rPr>
+          <w:rFonts w:ascii="Sakkal Majalla" w:hAnsi="Sakkal Majalla" w:cs="Sakkal Majalla"/>
+          <w:sz w:val="28"/>
+          <w:szCs w:val="28"/>
+          <w:rtl/>
         </w:rPr>
         <w:t>كَانَ نُذُرُهَا أَنْقَى مِنَ الثَّلْجِ</w:t>
       </w:r>
       <w:r>
         <w:rPr>
-          <w:rFonts w:hint="cs"/>
-          <w:rtl/>
-          <w:lang w:bidi="ar-AE"/>
-        </w:rPr>
-        <w:t xml:space="preserve">" (مراثي إرمياء 4: 7). التكريس هو في الباطن. من المناسب هنا بأن نتأمل الأمور التي يتعرّض لها المرء متى ما تصرف ضد هذا </w:t>
-      </w:r>
-      <w:r>
-        <w:rPr>
-          <w:rFonts w:hint="cs"/>
-          <w:rtl/>
-          <w:lang w:bidi="ar-AE"/>
+          <w:rFonts w:ascii="Sakkal Majalla" w:hAnsi="Sakkal Majalla" w:cs="Sakkal Majalla" w:hint="cs"/>
+          <w:sz w:val="28"/>
+          <w:szCs w:val="28"/>
+          <w:rtl/>
+        </w:rPr>
+        <w:t>" (مراثي 4: 7). التكريس هو في الباطن. إنه من المناسب هنا بأن نتأمل الأمور التي يتعرض لها المرء عند تصرفه ضد هذا الانفصال. إن كرّس المرء نفسه للرب في طريقة تروق له فسيصاحب هذا التكريس فرحٌ. هذا الفرح بحسب قياس الشهادة المقدمة له.</w:t>
+      </w:r>
+    </w:p>
+    <w:p>
+      <w:pPr>
+        <w:bidi/>
+        <w:jc w:val="both"/>
+        <w:rPr>
+          <w:rFonts w:ascii="Sakkal Majalla" w:hAnsi="Sakkal Majalla" w:cs="Sakkal Majalla"/>
+          <w:sz w:val="28"/>
+          <w:szCs w:val="28"/>
+          <w:rtl/>
+        </w:rPr>
+      </w:pPr>
+      <w:r>
+        <w:rPr>
+          <w:rFonts w:ascii="Sakkal Majalla" w:hAnsi="Sakkal Majalla" w:cs="Sakkal Majalla" w:hint="cs"/>
+          <w:sz w:val="28"/>
+          <w:szCs w:val="28"/>
+          <w:rtl/>
         </w:rPr>
         <w:lastRenderedPageBreak/>
-        <w:t xml:space="preserve">الانفصال. عندما يكرّس المرء نفسه للرب في طريقة تروق له، فهذا التكريس سيصاحبه فرح. هذا الفرح هو بمقدار الشهادة المقدّمة له. الله يساند خادمه بحسب دعوته. لكنه سر بين خادمه وبينه، مع أن الآخرين يرون أيضًا </w:t>
-      </w:r>
-      <w:r>
-        <w:rPr>
-          <w:rFonts w:hint="cs"/>
-          <w:rtl/>
-          <w:lang w:bidi="ar-AE"/>
-        </w:rPr>
-        <w:t>التأثيرات ظاهريًا. إن تصرّف المرء بخلاف هذا الانفصال، فلا بد له أن يبدأ الكل من أوله من جديد. التأثير الإلهي والقوة في العمل تكون معدومة. صحيح أن المرء بإمكانه في منظور آخر، بأن يرفع من شأن نفسه كشمشون لينتفض (قضاة 16: 20)؛ لكنه كان قد فقد قوته دون أن يعلم بذلك. الله لا يكون معنا فيما بعد. إن حالة شمشون هي ظاهريًا، ولكنها مهيبة؛ لأنه من المحتمل بأن قوتنا تكون قد نقلتنا إلى محضر الشر، ومن ثم، إن كان الله معنا، فسيظهر مجده الجليل. ولكن إن لم يكن الحال كذلك، فيكون للعدو الفرصة الأسيفة، بأن يتمجّد أمام الله فيمن كان معروفًا لمدة طويلة كمجاهد لله. في هذه الحالة الثانية ينعدم وجود السر، قوة الانفصال الحقيقية لله.</w:t>
-      </w:r>
-    </w:p>
-    <w:p>
-      <w:pPr>
+        <w:t>الله يساند خادمه بحسب دعوته. لكن هذا سر بين الخادم وبينه، على الرغم من رؤية الآخرين تأثيراته الخارجية. إن تصرف المرء ضد هذا الانفصال، فلا بد أن يبدأ بكل شيء من بدايته. إنه يكون فاقدًا التأثير الإلهي والقوة في العمل. صحيح من الممكن أن يرتفع المرء في مفهوم آخر كشمشون لينتفض (قضاة 16: 20)؛ لكنه فقدَ قوته من دون أن يعلم بذلك. الله لم يعُد معنا. إن سقوط شمشون هو أبلغ سقوط، ولكنه علني في نوعيته؛ لأنه من الممكن أن تكون قوتنا قد نقلتنا إلى حضرة الشرير، ومن ثم، إن كان الله معنا، فسيظهر مجده الجليل. ولكن إن لم يكن هو هذا الحال، فستكون للعدو الفرصة الأسيفة بأن يمجّد ذاته أمام الله فيمن كان معروفًا لفترة طويلة أنه مُحارب لله. في الحالة الثانية هذه يكون السر الباطني، القوة الحقيقية في الانفصال لله مفقودًا.</w:t>
+      </w:r>
+    </w:p>
+    <w:p>
+      <w:pPr>
+        <w:bidi/>
         <w:jc w:val="both"/>
         <w:rPr>
-          <w:rtl/>
-          <w:lang w:bidi="ar-AE"/>
-        </w:rPr>
-      </w:pPr>
-      <w:r>
-        <w:rPr>
-          <w:rFonts w:hint="cs"/>
-          <w:rtl/>
-          <w:lang w:bidi="ar-AE"/>
-        </w:rPr>
-        <w:t>لنحفظ</w:t>
-      </w:r>
-      <w:r>
-        <w:rPr>
-          <w:rFonts w:hint="cs"/>
-          <w:rtl/>
-          <w:lang w:bidi="ar-AE"/>
-        </w:rPr>
-        <w:t xml:space="preserve"> أنفسنا في الأمور العادية من الخطوة الأولى</w:t>
-      </w:r>
-      <w:r>
-        <w:rPr>
-          <w:rFonts w:hint="cs"/>
-          <w:rtl/>
-          <w:lang w:bidi="ar-AE"/>
-        </w:rPr>
-        <w:t xml:space="preserve"> التي ستفصلنا عن القداسة في باطننا. عندما تفصلنا النعمة وتدعونا لخدمة غير عادية، - مهما كانت هذه الخدمة، - فعلينا أن نتحفظ من كل عدم طاعة نحو كلمة الصليب، التي بها صلبنا العالم (قارن غلاطية 6: 14)، الخطية (قارن رومية 6: 6) والناموس (قارن غلاطية 2: 19)</w:t>
+          <w:rFonts w:ascii="Sakkal Majalla" w:hAnsi="Sakkal Majalla" w:cs="Sakkal Majalla"/>
+          <w:sz w:val="28"/>
+          <w:szCs w:val="28"/>
+          <w:rtl/>
+        </w:rPr>
+      </w:pPr>
+      <w:r>
+        <w:rPr>
+          <w:rFonts w:ascii="Sakkal Majalla" w:hAnsi="Sakkal Majalla" w:cs="Sakkal Majalla" w:hint="cs"/>
+          <w:sz w:val="28"/>
+          <w:szCs w:val="28"/>
+          <w:rtl/>
+        </w:rPr>
+        <w:t>هل نحن نحفظ أنفسنا في الأمور الاعتيادية من أول خطوة التي ستفصلنا عن القداسة الباطنية. إن كانت النعمة كرستنا ودعتنا لخدمة غير عادية، - مهما كان نوعها، - علينا أن نحترس من كل عدم طاعة لكلمة الصليب، التي صُلبنا بها عن العالم (قارن غلاطية 6: 14)، عن الخطية (قارن رومية 6: 6) وعن الناموس (غلاطية 2: 19)</w:t>
       </w:r>
       <w:r>
         <w:rPr>
           <w:rStyle w:val="FootnoteReference"/>
-          <w:rtl/>
-          <w:lang w:bidi="ar-AE"/>
+          <w:rFonts w:ascii="Sakkal Majalla" w:hAnsi="Sakkal Majalla" w:cs="Sakkal Majalla"/>
+          <w:sz w:val="28"/>
+          <w:szCs w:val="28"/>
+          <w:rtl/>
         </w:rPr>
         <w:footnoteReference w:id="1"/>
       </w:r>
       <w:r>
         <w:rPr>
-          <w:rFonts w:hint="cs"/>
-          <w:rtl/>
-          <w:lang w:bidi="ar-AE"/>
+          <w:rFonts w:ascii="Sakkal Majalla" w:hAnsi="Sakkal Majalla" w:cs="Sakkal Majalla" w:hint="cs"/>
+          <w:sz w:val="28"/>
+          <w:szCs w:val="28"/>
+          <w:rtl/>
         </w:rPr>
         <w:t>.</w:t>
       </w:r>
     </w:p>
     <w:p>
       <w:pPr>
+        <w:bidi/>
         <w:jc w:val="both"/>
         <w:rPr>
-          <w:rtl/>
-          <w:lang w:bidi="ar-AE"/>
-        </w:rPr>
-      </w:pPr>
-      <w:r>
-        <w:rPr>
-          <w:rFonts w:hint="cs"/>
-          <w:rtl/>
-          <w:lang w:bidi="ar-AE"/>
-        </w:rPr>
-        <w:t xml:space="preserve">كالعادة يحصل النذير الغير أمين على انفصاله ثانية بذبيحة الرب. هو يتكرس من جديد لله. لكن كل ما يربطنا بالخطية سيكون له عواقبه. إننا عندها نفقد القوة المرتبطة بالشركة مع الله وبالحضور المميز للروح القدس، مهما كان قدر القوة التي وُهبت لنا. آهٍ، الزمن الماضي قد ضاع! (سفر العدد 6: 12). لا بد لنا أن نبدأ من جديد. </w:t>
-      </w:r>
-      <w:r>
-        <w:rPr>
-          <w:rFonts w:hint="cs"/>
-          <w:rtl/>
-          <w:lang w:bidi="ar-AE"/>
-        </w:rPr>
-        <w:t xml:space="preserve">إنها لا زالت نعمة كبيرة بأن الامتياز العظيم بأن نخدم الله لن يؤخذ ما. </w:t>
-      </w:r>
-      <w:r>
-        <w:rPr>
-          <w:rFonts w:hint="cs"/>
-          <w:rtl/>
-          <w:lang w:bidi="ar-AE"/>
-        </w:rPr>
-        <w:t xml:space="preserve"> </w:t>
-      </w:r>
-      <w:r>
-        <w:rPr>
-          <w:rFonts w:hint="cs"/>
-          <w:rtl/>
-          <w:lang w:bidi="ar-AE"/>
-        </w:rPr>
-        <w:t>كذلك أحيانًا هنالك عواقب لعدم أمانتنا التي تدوم، حتى وإن استُردت لنا القوة. لقد كان على شمشون الأعمى أن يقتل نفسه بقتله لأعدائه (قضاة 16: 30). إنه يليق بنا في كل الأحوال بأن نعترف بتنجساتنا مباشرة بذهابنا إلى الرب، ولا أن نطالب ظاهريًا كنذير،إن لم نكن كذلك في عيني الله. ليس هنالك ما هو أخطر من أن نكون في خدمة الله إن لم يكن الضمير طاهرًا. إلا أنه لا بد لنا أن نتذكر دائمًا من جديد، بأننا تحت النعمة.</w:t>
-      </w:r>
-    </w:p>
-    <w:p>
-      <w:pPr>
+          <w:rFonts w:ascii="Sakkal Majalla" w:hAnsi="Sakkal Majalla" w:cs="Sakkal Majalla"/>
+          <w:sz w:val="28"/>
+          <w:szCs w:val="28"/>
+          <w:rtl/>
+        </w:rPr>
+      </w:pPr>
+      <w:r>
+        <w:rPr>
+          <w:rFonts w:ascii="Sakkal Majalla" w:hAnsi="Sakkal Majalla" w:cs="Sakkal Majalla" w:hint="cs"/>
+          <w:sz w:val="28"/>
+          <w:szCs w:val="28"/>
+          <w:rtl/>
+        </w:rPr>
+        <w:t xml:space="preserve">كالعادة يعود النذير الغير أمين بذبيحة الرب إلى انفصاله من جديد. إنه يتكرس مجددًا لله. لكن كل ما يجعلنا في علاقة بالخطية ستكون له حتميات. عندها سنفقد القوة المرتبطة بالشركة مع الله وبالحضور المميز للروح القدس، مهما كان المقدار الموهوب لنا من قوة. آهٍ، فالزمن الذي مضى قد ضاع! (سفر العدد 6: 12). ينبغي علينا أن نبدأ من جديد. إنها لا زالت نعمة عظيمة، بأنه لم يُسلب منا الامتياز العظيم بأن نخدم الله. كما وفي بعض الأحيان هنالك نواتج عدم أمانتنا، التي لا تزال قائمة، حتى وإن استُرِدّت لنا القوة. </w:t>
+      </w:r>
+      <w:r>
+        <w:rPr>
+          <w:rFonts w:ascii="Sakkal Majalla" w:hAnsi="Sakkal Majalla" w:cs="Sakkal Majalla" w:hint="cs"/>
+          <w:sz w:val="28"/>
+          <w:szCs w:val="28"/>
+          <w:rtl/>
+        </w:rPr>
+        <w:t>شمشون الأعمى اضطر بأن يقتل نفسه، بقتله أعدائه (قضاة 16: 30). إنه يليق بنا في كل الأحوال، بأن نعترف بتنجسنا مباشرة، بأن نذهب إلى الرب، وأن لا نطالب بحقنا كنذير علنًا، إن لم نكن كذلك في عيني الله. إنه لا يوجد ما هو أخطر بأن نكون في خدمة لله، عندما لا يكون الضمير نقيًا. ولكن ينبغي علينا أن نذكّر أنفسنا في كل مرة من جديد، بأننا تحت النعمة.</w:t>
+      </w:r>
+    </w:p>
+    <w:p>
+      <w:pPr>
+        <w:bidi/>
         <w:jc w:val="both"/>
         <w:rPr>
-          <w:rtl/>
-          <w:lang w:bidi="ar-AE"/>
-        </w:rPr>
-      </w:pPr>
-      <w:r>
-        <w:rPr>
-          <w:rFonts w:hint="cs"/>
-          <w:rtl/>
-          <w:lang w:bidi="ar-AE"/>
-        </w:rPr>
-        <w:t>هذا الانفصال وهذا الاستعداد للتنازل عن أمور معيّنة لا يحدث بصورة دائمة. الرب بنفسه لن يكون نذيرًا كل الوقت. إنه سيفرح تمامًا بفرح فائق مع الله وخاصته. إنه سيقول: "</w:t>
-      </w:r>
-      <w:r>
-        <w:rPr>
-          <w:rtl/>
-        </w:rPr>
-        <w:t xml:space="preserve"> </w:t>
-      </w:r>
-      <w:r>
-        <w:rPr>
-          <w:rtl/>
-          <w:lang w:bidi="ar-AE"/>
-        </w:rPr>
-        <w:t>كُلُوا أَيُّهَا الأَصْحَابُ. اشْرَبُوا وَاسْكَرُوا أَيُّهَا الأَحِبَّاءُ.</w:t>
-      </w:r>
-      <w:r>
-        <w:rPr>
-          <w:rFonts w:hint="cs"/>
-          <w:rtl/>
-          <w:lang w:bidi="ar-AE"/>
-        </w:rPr>
-        <w:t>!" (نشيد الأنشاد 1: 5)</w:t>
-      </w:r>
-      <w:r>
-        <w:rPr>
-          <w:rFonts w:hint="cs"/>
-          <w:rtl/>
-          <w:lang w:bidi="ar-AE"/>
-        </w:rPr>
-        <w:t xml:space="preserve">. فقد بقدرة الروح القدس وحده سننفصل عن ما هو شر، وكثيرًا حتى مما هو طبيعي لنكون آنية للخدمة والفرح، - شهادة لله وسط الشر. سيحين الوقت حيث سيُنزَع الشر وعندها سنُترَك لطبيعتنا. عندها قدرة الروح القدس ستُنشئ فرحًا فقط وكل ما هو من حولنا سيكون في شركة معنا. عندها سيأخذ </w:t>
-      </w:r>
-      <w:r>
-        <w:rPr>
-          <w:rFonts w:hint="cs"/>
-          <w:rtl/>
-          <w:lang w:bidi="ar-AE"/>
-        </w:rPr>
-        <w:t xml:space="preserve">هنا مكانًا </w:t>
-      </w:r>
-      <w:r>
-        <w:rPr>
-          <w:rFonts w:hint="cs"/>
-          <w:rtl/>
-          <w:lang w:bidi="ar-AE"/>
-        </w:rPr>
-        <w:t>كان يستحيل عليه</w:t>
-      </w:r>
-      <w:r>
-        <w:rPr>
-          <w:rFonts w:hint="cs"/>
-          <w:rtl/>
-          <w:lang w:bidi="ar-AE"/>
-        </w:rPr>
-        <w:t xml:space="preserve"> أن يأخذه حينذاك. </w:t>
-      </w:r>
-      <w:r>
-        <w:rPr>
-          <w:rFonts w:hint="cs"/>
-          <w:rtl/>
-          <w:lang w:bidi="ar-AE"/>
-        </w:rPr>
-        <w:t xml:space="preserve">مع هذا هو كان الإنسان الاجتماعي تمامًا، </w:t>
-      </w:r>
-      <w:r>
-        <w:rPr>
-          <w:rFonts w:hint="cs"/>
-          <w:rtl/>
-          <w:lang w:bidi="ar-AE"/>
+          <w:rFonts w:ascii="Sakkal Majalla" w:hAnsi="Sakkal Majalla" w:cs="Sakkal Majalla"/>
+          <w:sz w:val="28"/>
+          <w:szCs w:val="28"/>
+          <w:rtl/>
+        </w:rPr>
+      </w:pPr>
+      <w:r>
+        <w:rPr>
+          <w:rFonts w:ascii="Sakkal Majalla" w:hAnsi="Sakkal Majalla" w:cs="Sakkal Majalla" w:hint="cs"/>
+          <w:sz w:val="28"/>
+          <w:szCs w:val="28"/>
+          <w:rtl/>
+        </w:rPr>
+        <w:t>هذا الانفصال والاستعداد على التخلي عن الأمور لا يحدث على الدوام. الرب نفسه لن يكون دائمًا نذيرًا. إنه سيفرح فرحًا كاملاً لن يفوقه فرح مع الله وخاصته. إنه سيقول: "</w:t>
+      </w:r>
+      <w:r>
+        <w:rPr>
+          <w:rFonts w:ascii="Sakkal Majalla" w:hAnsi="Sakkal Majalla" w:cs="Sakkal Majalla"/>
+          <w:sz w:val="28"/>
+          <w:szCs w:val="28"/>
+          <w:rtl/>
+        </w:rPr>
+        <w:t>اشْرَبُوا وَاسْكَرُوا أَيُّهَا الأَحِبَّاءُ.</w:t>
+      </w:r>
+      <w:r>
+        <w:rPr>
+          <w:rFonts w:ascii="Sakkal Majalla" w:hAnsi="Sakkal Majalla" w:cs="Sakkal Majalla" w:hint="cs"/>
+          <w:sz w:val="28"/>
+          <w:szCs w:val="28"/>
+          <w:rtl/>
+        </w:rPr>
+        <w:t xml:space="preserve">" (نشيد الأنشاد 5: 1). بقوة الروح القدس وحده سننفصل عن ما هو شر، وكثيرًا حتى مما هو طبيعي، لنكون آنية للخدمة والفرح، - شهادة لله وسط الشر. سيأتي وقت سيُرفَع فيه الشر وسنُترك عندها لطبيعتنا. عندها قوة الروح القدس ستُنشئ أفراحًا فقط وكل ما يحيط بنا سيكون في شركة معنا. </w:t>
+      </w:r>
+      <w:r>
+        <w:rPr>
+          <w:rFonts w:ascii="Sakkal Majalla" w:hAnsi="Sakkal Majalla" w:cs="Sakkal Majalla" w:hint="cs"/>
+          <w:sz w:val="28"/>
+          <w:szCs w:val="28"/>
+          <w:rtl/>
+        </w:rPr>
+        <w:t>عندها سيأخذ الرب له مكانًا هنا لم يكن مستطاعًا أن يأخذه حينها. صحيح أنه فعلاً كان الإنسان الاجتماعي بالكامل، وكان متاحًا بالكامل للخطاة، لأنه كان كله منفصلاً عنهم ومنفصلاً في باطنه لله، ولأنه تخلى عن ذاته، فقط ليحيا من كلام الله.</w:t>
+      </w:r>
+    </w:p>
+    <w:p>
+      <w:pPr>
+        <w:bidi/>
+        <w:jc w:val="both"/>
+        <w:rPr>
+          <w:rFonts w:ascii="Sakkal Majalla" w:hAnsi="Sakkal Majalla" w:cs="Sakkal Majalla"/>
+          <w:sz w:val="28"/>
+          <w:szCs w:val="28"/>
+          <w:rtl/>
+        </w:rPr>
+      </w:pPr>
+      <w:r>
+        <w:rPr>
+          <w:rFonts w:ascii="Sakkal Majalla" w:hAnsi="Sakkal Majalla" w:cs="Sakkal Majalla" w:hint="cs"/>
+          <w:sz w:val="28"/>
+          <w:szCs w:val="28"/>
+          <w:rtl/>
+        </w:rPr>
+        <w:t xml:space="preserve">هذه هي حياة الله على هذه الأرض. أفلا يمكن أن يكون ما خلقه شرًا؟ هو أراد بأن يحفظنا من هذا الفكر! فهذا الادعاء من المؤكد هو علامة على الأزمنة الأخيرة. لقد استطاع الرب بأن يفكر في أمه بمحبة حين حدوث عمل نفسه على الصليب. لكن الروح القدس دخل كسلطان غريب في هذه الحياة وتملّك في الإنسان. هو يريده بأن يسير حسب سلطانه عبر هذه الحياة، حتى أن الإنسان، وكلما ازداد اغترابًا، يكون في وسعه أكثر بأن يُظهر مواساة نحو الذين يعيشون هنا بحسب الله؛ </w:t>
+      </w:r>
+      <w:r>
+        <w:rPr>
+          <w:rFonts w:ascii="Sakkal Majalla" w:hAnsi="Sakkal Majalla" w:cs="Sakkal Majalla" w:hint="cs"/>
+          <w:sz w:val="28"/>
+          <w:szCs w:val="28"/>
+          <w:rtl/>
+        </w:rPr>
+        <w:t xml:space="preserve">وهو </w:t>
+      </w:r>
+      <w:r>
+        <w:rPr>
+          <w:rFonts w:ascii="Sakkal Majalla" w:hAnsi="Sakkal Majalla" w:cs="Sakkal Majalla" w:hint="cs"/>
+          <w:sz w:val="28"/>
+          <w:szCs w:val="28"/>
+          <w:rtl/>
         </w:rPr>
         <w:lastRenderedPageBreak/>
-        <w:t>وكان متاحًا للخطاة، لأنه كان منفصلاً عنهم تمامًا وفي باطنه منفصلاً لله، ولأنه كان متخليًا عن نفسه ليحيا فقط من كلمة الله.</w:t>
-      </w:r>
-    </w:p>
-    <w:p>
-      <w:pPr>
+        <w:t xml:space="preserve">يُظهرها بالفعل. وكل ما هو غير ذلك ليس إلا رهبنة. </w:t>
+      </w:r>
+      <w:r>
+        <w:rPr>
+          <w:rFonts w:ascii="Sakkal Majalla" w:hAnsi="Sakkal Majalla" w:cs="Sakkal Majalla" w:hint="cs"/>
+          <w:sz w:val="28"/>
+          <w:szCs w:val="28"/>
+          <w:rtl/>
+        </w:rPr>
+        <w:t xml:space="preserve">عندما نكون حقًا أحرارًا في باطننا فبوسعنا أن نواسي ونتعاطف مع الذين هم من خارج. إن لم نكن كذلك فسنتحول إلى رهبان </w:t>
+      </w:r>
+      <w:r>
+        <w:rPr>
+          <w:rFonts w:ascii="Sakkal Majalla" w:hAnsi="Sakkal Majalla" w:cs="Sakkal Majalla" w:hint="cs"/>
+          <w:sz w:val="28"/>
+          <w:szCs w:val="28"/>
+          <w:rtl/>
+        </w:rPr>
+        <w:t>وس</w:t>
+      </w:r>
+      <w:r>
+        <w:rPr>
+          <w:rFonts w:ascii="Sakkal Majalla" w:hAnsi="Sakkal Majalla" w:cs="Sakkal Majalla" w:hint="cs"/>
+          <w:sz w:val="28"/>
+          <w:szCs w:val="28"/>
+          <w:rtl/>
+        </w:rPr>
+        <w:t>يستحيل</w:t>
+      </w:r>
+      <w:r>
+        <w:rPr>
+          <w:rFonts w:ascii="Sakkal Majalla" w:hAnsi="Sakkal Majalla" w:cs="Sakkal Majalla" w:hint="cs"/>
+          <w:sz w:val="28"/>
+          <w:szCs w:val="28"/>
+          <w:rtl/>
+        </w:rPr>
+        <w:t xml:space="preserve"> أن نكون كذلك في رجاء لا أمل فيه.</w:t>
+      </w:r>
+    </w:p>
+    <w:p>
+      <w:pPr>
+        <w:bidi/>
         <w:jc w:val="both"/>
         <w:rPr>
-          <w:rtl/>
-          <w:lang w:bidi="ar-AE"/>
-        </w:rPr>
-      </w:pPr>
-      <w:r>
-        <w:rPr>
-          <w:rFonts w:hint="cs"/>
-          <w:rtl/>
-          <w:lang w:bidi="ar-AE"/>
-        </w:rPr>
-        <w:t xml:space="preserve">هذه هي حياة الله على هذه الأرض. </w:t>
-      </w:r>
-      <w:r>
-        <w:rPr>
-          <w:rtl/>
-          <w:lang w:bidi="ar-AE"/>
-        </w:rPr>
-        <w:t xml:space="preserve">هل من الممكن </w:t>
-      </w:r>
-      <w:r>
-        <w:rPr>
-          <w:rFonts w:hint="cs"/>
-          <w:rtl/>
-          <w:lang w:bidi="ar-AE"/>
-        </w:rPr>
-        <w:t>أ</w:t>
-      </w:r>
-      <w:r>
-        <w:rPr>
-          <w:rFonts w:hint="cs"/>
-          <w:rtl/>
-          <w:lang w:bidi="ar-AE"/>
-        </w:rPr>
-        <w:t xml:space="preserve">ن ما قد عمله يكون شرًا؟ يا ليته يحفظنا من هذه الأفكار! إن ادعاء كهذا من المؤكد هو علامة على الأزمنة الأخيرة. الرب فكّر بمحبة بأمه، حينما قد تم عمل نفسه على الصليب. لكن الروح القدس يدخل كقدرة غريبة في هذه الحياة وتتملّك الإنسان. هو يريد منه أن يسير بقدرة هذه الحياة، بحيث الإنسان كلما كان متغربًا أكثر، كلما كان بوسعه أكثر بأن يُظهر </w:t>
-      </w:r>
-      <w:r>
-        <w:rPr>
-          <w:rtl/>
-          <w:lang w:bidi="ar-AE"/>
-        </w:rPr>
-        <w:t>مشاركته</w:t>
-      </w:r>
-      <w:r>
-        <w:rPr>
-          <w:rFonts w:hint="cs"/>
-          <w:rtl/>
-          <w:lang w:bidi="ar-AE"/>
-        </w:rPr>
-        <w:t xml:space="preserve"> </w:t>
-      </w:r>
-      <w:r>
-        <w:rPr>
-          <w:rFonts w:hint="cs"/>
-          <w:rtl/>
-          <w:lang w:bidi="ar-AE"/>
-        </w:rPr>
-        <w:t>للذين يعيشون برضى الله؛ فإنه يُظهر لهم فعليًا. كل ما هو سوى ذلك هو رهبنة. عندما يكون المرء حرًا في باطنه، سيتمكن من مواساة الذين هم في الخارج. إن لم يكن المرء كذلك فإنه يجعل من نفسه راهبًا على أمل غير مجدي، بأن يكون كذلك.</w:t>
-      </w:r>
-    </w:p>
-    <w:p>
-      <w:pPr>
+          <w:rFonts w:ascii="Sakkal Majalla" w:hAnsi="Sakkal Majalla" w:cs="Sakkal Majalla"/>
+          <w:sz w:val="28"/>
+          <w:szCs w:val="28"/>
+          <w:rtl/>
+        </w:rPr>
+      </w:pPr>
+      <w:r>
+        <w:rPr>
+          <w:rFonts w:ascii="Sakkal Majalla" w:hAnsi="Sakkal Majalla" w:cs="Sakkal Majalla" w:hint="cs"/>
+          <w:sz w:val="28"/>
+          <w:szCs w:val="28"/>
+          <w:rtl/>
+        </w:rPr>
+        <w:t xml:space="preserve">أخيرًا عندما كان ينتهي تكريس النذير كانت تُقدّم كل القرابين؛ وكان يُحرق شعر رأس النذير المكرّس في النار، التي أكلته ذبيحة الشكر (سفر العدد 6: 13 </w:t>
+      </w:r>
+      <w:r>
+        <w:rPr>
+          <w:rFonts w:ascii="Sakkal Majalla" w:hAnsi="Sakkal Majalla" w:cs="Sakkal Majalla"/>
+          <w:sz w:val="28"/>
+          <w:szCs w:val="28"/>
+          <w:rtl/>
+        </w:rPr>
+        <w:t>–</w:t>
+      </w:r>
+      <w:r>
+        <w:rPr>
+          <w:rFonts w:ascii="Sakkal Majalla" w:hAnsi="Sakkal Majalla" w:cs="Sakkal Majalla" w:hint="cs"/>
+          <w:sz w:val="28"/>
+          <w:szCs w:val="28"/>
+          <w:rtl/>
+        </w:rPr>
+        <w:t xml:space="preserve"> 21) </w:t>
+      </w:r>
+      <w:r>
+        <w:rPr>
+          <w:rFonts w:ascii="Sakkal Majalla" w:hAnsi="Sakkal Majalla" w:cs="Sakkal Majalla"/>
+          <w:sz w:val="28"/>
+          <w:szCs w:val="28"/>
+          <w:rtl/>
+        </w:rPr>
+        <w:t>–</w:t>
+      </w:r>
+      <w:r>
+        <w:rPr>
+          <w:rFonts w:ascii="Sakkal Majalla" w:hAnsi="Sakkal Majalla" w:cs="Sakkal Majalla" w:hint="cs"/>
+          <w:sz w:val="28"/>
+          <w:szCs w:val="28"/>
+          <w:rtl/>
+        </w:rPr>
+        <w:t xml:space="preserve"> وهو مثال للشركة الكاملة التي كانت نتيجة ذبيحة الرب. عندما سيكون لذبيحة الرب في الوقت المعيّن من الله كل تأثيرها بملئه، ستنشأ قوة الانفصال في الشركة. هذه الشركة ستكون النتيجة المباركة لهذه الذبيحة. </w:t>
+      </w:r>
+      <w:r>
+        <w:rPr>
+          <w:rFonts w:ascii="Sakkal Majalla" w:hAnsi="Sakkal Majalla" w:cs="Sakkal Majalla" w:hint="cs"/>
+          <w:sz w:val="28"/>
+          <w:szCs w:val="28"/>
+          <w:rtl/>
+        </w:rPr>
+        <w:t>إننا سعداء بأن نعلم أن قوة الروح القدس عاملة في الحاضر لتُلجم شهوات الجسد. لكن عندها سيتحول عمل الروح إلى قوة فرح، فرح في الله وفي الشركة مع كل ما يحيط بنا.</w:t>
+      </w:r>
+    </w:p>
+    <w:p>
+      <w:pPr>
+        <w:bidi/>
         <w:jc w:val="both"/>
         <w:rPr>
-          <w:rtl/>
-          <w:lang w:bidi="ar-AE"/>
-        </w:rPr>
-      </w:pPr>
-      <w:r>
-        <w:rPr>
-          <w:rFonts w:hint="cs"/>
-          <w:rtl/>
-          <w:lang w:bidi="ar-AE"/>
-        </w:rPr>
-        <w:t xml:space="preserve">أخيرًا، عندما كان ينتهي التكريس كنذير، كانت تُقدّم كل الذبائح؛ فقد كان يُحرَق شعر رأس النذير المنتذر بالنار، التي كانت تأكل ذبيحة الشكر (سفر العدد 6: 13 </w:t>
-      </w:r>
-      <w:r>
-        <w:rPr>
-          <w:rtl/>
-          <w:lang w:bidi="ar-AE"/>
-        </w:rPr>
-        <w:t>–</w:t>
-      </w:r>
-      <w:r>
-        <w:rPr>
-          <w:rFonts w:hint="cs"/>
-          <w:rtl/>
-          <w:lang w:bidi="ar-AE"/>
-        </w:rPr>
-        <w:t xml:space="preserve"> 21) </w:t>
-      </w:r>
-      <w:r>
-        <w:rPr>
-          <w:rtl/>
-          <w:lang w:bidi="ar-AE"/>
-        </w:rPr>
-        <w:t>–</w:t>
-      </w:r>
-      <w:r>
-        <w:rPr>
-          <w:rFonts w:hint="cs"/>
-          <w:rtl/>
-          <w:lang w:bidi="ar-AE"/>
-        </w:rPr>
-        <w:t xml:space="preserve"> مثال على ملء الشركة، التي هي نتيجة ذبيحة الرب. وعندما كان يتم الوصول في الوقت المعيّن من الله على ملء وكلية عمل قربان الرب بتأثيراته، عندها كان يتم استيعاب طاقة قوة الانفصال في الشركة. هذه الشركة ستكون النتيجة السعيدة من هذه الذبيحة. إننا سعداء بأن نعرف بأن قوة الروح القدس عاملة في الحاضر في لجم أهواء الجسد. لكن عندها سيكون عمل الروح قوة فرح، فرح في الله وفي شركة مع كل ما يحي</w:t>
-      </w:r>
-      <w:r>
-        <w:rPr>
-          <w:rFonts w:hint="cs"/>
-          <w:rtl/>
-          <w:lang w:bidi="ar-AE"/>
-        </w:rPr>
-        <w:t>ط بنا.</w:t>
-      </w:r>
-    </w:p>
-    <w:p>
-      <w:pPr>
+          <w:rFonts w:ascii="Sakkal Majalla" w:hAnsi="Sakkal Majalla" w:cs="Sakkal Majalla"/>
+          <w:sz w:val="28"/>
+          <w:szCs w:val="28"/>
+          <w:rtl/>
+        </w:rPr>
+      </w:pPr>
+      <w:r>
+        <w:rPr>
+          <w:rFonts w:ascii="Sakkal Majalla" w:hAnsi="Sakkal Majalla" w:cs="Sakkal Majalla" w:hint="cs"/>
+          <w:sz w:val="28"/>
+          <w:szCs w:val="28"/>
+          <w:rtl/>
+        </w:rPr>
+        <w:t>لنتكلم الآن عن طرق الله، عند انتهاء تكريس النذير. عندها ستظهر للعيان نتيجة عمل الرب. كل تعدد عمل ذبيحته سيُعترف به. شعبه سيدخل في شركة فرحه. الخمر سنشربه بابتهاج. يسوع بنفسه ينتظر هذه اللحظة. أنا أعتقد بأن هذا يُشير بصورة خاصة إلى شعبه على هذه الأرض، إلى البقية اليهودية في الأيام الأخيرة. إن مشاركتها بالروح القدس سيكون فرحًا لها ومسرة. غير أننا نحن أيضًا ننتظر شيئًا من هذا القبيل، ولكن في صورة أفضل بكثير. إننا من الآن نتوقع هذا الفرح إلى حد ما، لأن الروح القدس يُبرز هذين الأمرين: فرح الشركة والانفصال في التكرس لخدمة الله. والرسول يريد أيضًا أن يقول شيئًا عن ذلك في كلماته لأهل كورنثوس: "</w:t>
+      </w:r>
+      <w:r>
+        <w:rPr>
+          <w:rFonts w:ascii="Sakkal Majalla" w:hAnsi="Sakkal Majalla" w:cs="Sakkal Majalla"/>
+          <w:sz w:val="28"/>
+          <w:szCs w:val="28"/>
+          <w:rtl/>
+        </w:rPr>
+        <w:t xml:space="preserve"> 12 إِذًا الْمَوْتُ يَعْمَلُ فِينَا، وَلكِنِ الْحَيَاةُ فِيكُمْ.</w:t>
+      </w:r>
+      <w:r>
+        <w:rPr>
+          <w:rFonts w:ascii="Sakkal Majalla" w:hAnsi="Sakkal Majalla" w:cs="Sakkal Majalla" w:hint="cs"/>
+          <w:sz w:val="28"/>
+          <w:szCs w:val="28"/>
+          <w:rtl/>
+        </w:rPr>
+        <w:t xml:space="preserve">" (2. كورنثوس 4: 12). لكننا دائًما يمكننا أن نقول عن جميع المسيحيين: "... </w:t>
+      </w:r>
+      <w:r>
+        <w:rPr>
+          <w:rFonts w:ascii="Sakkal Majalla" w:hAnsi="Sakkal Majalla" w:cs="Sakkal Majalla"/>
+          <w:sz w:val="28"/>
+          <w:szCs w:val="28"/>
+          <w:rtl/>
+        </w:rPr>
+        <w:t>وَلَيْتَكُمْ مَلَكْتُمْ لِنَمْلِكَ نَحْنُ أَيْضًا مَعَكُمْ!</w:t>
+      </w:r>
+      <w:r>
+        <w:rPr>
+          <w:rFonts w:ascii="Sakkal Majalla" w:hAnsi="Sakkal Majalla" w:cs="Sakkal Majalla" w:hint="cs"/>
+          <w:sz w:val="28"/>
+          <w:szCs w:val="28"/>
+          <w:rtl/>
+        </w:rPr>
+        <w:t>" (1. كورنثوس 4: 8).</w:t>
+      </w:r>
+    </w:p>
+    <w:p>
+      <w:pPr>
+        <w:bidi/>
         <w:jc w:val="both"/>
         <w:rPr>
-          <w:rtl/>
-          <w:lang w:bidi="ar-AE"/>
-        </w:rPr>
-      </w:pPr>
-      <w:r>
-        <w:rPr>
-          <w:rFonts w:hint="cs"/>
-          <w:rtl/>
-          <w:lang w:bidi="ar-AE"/>
-        </w:rPr>
-        <w:t xml:space="preserve">لنتكلم الآن عن طرق الله عندما كان ينتهي انتذار النذير. عندها ستظهر نتيجة عمل الرب أمام الأنظار. كل تنوع عمل ذبيحته سيُعترف به. شعبه سيدخل في شركة فرحه. الخمر سيُشرَب بابتهاج. يسوع بنفسه ينتظر هذه اللحظة. أنا أعتقد، بأن هذا يُشير بصورة خاصة إلى شعبه على هذه الأرض، </w:t>
-      </w:r>
-      <w:r>
-        <w:rPr>
-          <w:rFonts w:hint="cs"/>
-          <w:rtl/>
-          <w:lang w:bidi="ar-AE"/>
-        </w:rPr>
-        <w:t>إ</w:t>
-      </w:r>
-      <w:r>
-        <w:rPr>
-          <w:rFonts w:hint="cs"/>
-          <w:rtl/>
-          <w:lang w:bidi="ar-AE"/>
-        </w:rPr>
-        <w:t>لى البقية اليهودية في الأيام الأخيرة. إ</w:t>
-      </w:r>
-      <w:r>
-        <w:rPr>
-          <w:rFonts w:hint="cs"/>
-          <w:rtl/>
-          <w:lang w:bidi="ar-AE"/>
-        </w:rPr>
-        <w:t>ن</w:t>
-      </w:r>
-      <w:r>
-        <w:rPr>
-          <w:rFonts w:hint="cs"/>
-          <w:rtl/>
-          <w:lang w:bidi="ar-AE"/>
-        </w:rPr>
-        <w:t xml:space="preserve"> مشاركتهم بالروح القدس سيكون</w:t>
-      </w:r>
-      <w:r>
-        <w:rPr>
-          <w:rFonts w:hint="cs"/>
-          <w:rtl/>
-          <w:lang w:bidi="ar-AE"/>
-        </w:rPr>
-        <w:t xml:space="preserve"> ب</w:t>
-      </w:r>
-      <w:r>
-        <w:rPr>
-          <w:rFonts w:hint="cs"/>
-          <w:rtl/>
-          <w:lang w:bidi="ar-AE"/>
-        </w:rPr>
-        <w:t xml:space="preserve">فرح </w:t>
-      </w:r>
-      <w:r>
-        <w:rPr>
-          <w:rFonts w:hint="cs"/>
-          <w:rtl/>
-          <w:lang w:bidi="ar-AE"/>
-        </w:rPr>
-        <w:t>وابتهاج</w:t>
-      </w:r>
-      <w:r>
-        <w:rPr>
-          <w:rFonts w:hint="cs"/>
-          <w:rtl/>
-          <w:lang w:bidi="ar-AE"/>
-        </w:rPr>
-        <w:t>.</w:t>
-      </w:r>
-      <w:r>
-        <w:rPr>
-          <w:rFonts w:hint="cs"/>
-          <w:rtl/>
-          <w:lang w:bidi="ar-AE"/>
-        </w:rPr>
-        <w:t xml:space="preserve"> لكننا نحن أيضًا ننتظر شيئًا مماثلاً، لكن في صورة أفضل من ذلك. إننا نتوقع هذا الفرح إلى حد معيّن، لأن الروح القدس</w:t>
-      </w:r>
-      <w:r>
-        <w:rPr>
-          <w:rFonts w:hint="cs"/>
-          <w:rtl/>
-          <w:lang w:bidi="ar-AE"/>
-        </w:rPr>
-        <w:t xml:space="preserve"> يُنشئ هذين الأمرين: فرح الشركة والانفصال للتكريس لخدمة الله. وعن هذا يريد الرسول أن يقول شيئًا أيضًا في كلامه لأهل كورنثوس: "</w:t>
-      </w:r>
-      <w:r>
-        <w:rPr>
-          <w:rFonts w:hint="cs"/>
-          <w:rtl/>
-        </w:rPr>
-        <w:t>إ</w:t>
-      </w:r>
-      <w:r>
-        <w:rPr>
-          <w:rtl/>
-          <w:lang w:bidi="ar-AE"/>
-        </w:rPr>
-        <w:t>ذًا الْمَوْتُ يَعْمَلُ فِينَا، وَلكِنِ الْحَيَاةُ فِيكُمْ.</w:t>
-      </w:r>
-      <w:r>
-        <w:rPr>
-          <w:rFonts w:hint="cs"/>
-          <w:rtl/>
-          <w:lang w:bidi="ar-AE"/>
-        </w:rPr>
-        <w:t xml:space="preserve">" (2. كورنثوس 4: 12). غير أنه يمكن للمرء أن يقول عن جميع المسيحيين: "... </w:t>
-      </w:r>
-      <w:r>
-        <w:rPr>
-          <w:rtl/>
-          <w:lang w:bidi="ar-AE"/>
-        </w:rPr>
-        <w:t>وَلَيْتَكُمْ مَلَكْتُمْ لِنَمْلِكَ نَحْنُ أَيْضًا مَعَكُمْ!</w:t>
-      </w:r>
-      <w:r>
-        <w:rPr>
-          <w:rFonts w:hint="cs"/>
-          <w:rtl/>
-          <w:lang w:bidi="ar-AE"/>
-        </w:rPr>
-        <w:t>" (1. كورنثوس 4: 8).</w:t>
-      </w:r>
-    </w:p>
-    <w:p>
-      <w:pPr>
-        <w:jc w:val="both"/>
-        <w:rPr>
-          <w:rFonts w:hint="cs"/>
-          <w:rtl/>
-          <w:lang w:bidi="ar-AE"/>
-        </w:rPr>
-      </w:pPr>
-      <w:r>
-        <w:rPr>
-          <w:rtl/>
-          <w:lang w:bidi="ar-AE"/>
-        </w:rPr>
-        <w:t>من الكتيب الرابع 'تأملات في الكلمة الإلهية'</w:t>
-      </w:r>
-      <w:r>
-        <w:rPr>
-          <w:rFonts w:hint="cs"/>
-          <w:rtl/>
-          <w:lang w:bidi="ar-AE"/>
-        </w:rPr>
-        <w:t xml:space="preserve"> ليوحنا داربي</w:t>
+          <w:rFonts w:ascii="Sakkal Majalla" w:hAnsi="Sakkal Majalla" w:cs="Sakkal Majalla"/>
+          <w:sz w:val="28"/>
+          <w:szCs w:val="28"/>
+          <w:rtl/>
+        </w:rPr>
+      </w:pPr>
+      <w:r>
+        <w:rPr>
+          <w:rFonts w:ascii="Sakkal Majalla" w:hAnsi="Sakkal Majalla" w:cs="Sakkal Majalla" w:hint="cs"/>
+          <w:sz w:val="28"/>
+          <w:szCs w:val="28"/>
+          <w:rtl/>
+        </w:rPr>
+        <w:t>من المستند 4. في "تأملات في الكلمة الإلهية" على يد يوحنا نلسون داربي</w:t>
+      </w:r>
+    </w:p>
+    <w:p>
+      <w:pPr>
+        <w:bidi/>
+        <w:jc w:val="center"/>
+        <w:rPr>
+          <w:rFonts w:ascii="Sakkal Majalla" w:hAnsi="Sakkal Majalla" w:cs="Sakkal Majalla"/>
+          <w:sz w:val="28"/>
+          <w:szCs w:val="28"/>
+          <w:rtl/>
+        </w:rPr>
+      </w:pPr>
+      <w:r>
+        <w:rPr>
+          <w:rFonts w:ascii="Sakkal Majalla" w:hAnsi="Sakkal Majalla" w:cs="Sakkal Majalla" w:hint="cs"/>
+          <w:sz w:val="28"/>
+          <w:szCs w:val="28"/>
+          <w:rtl/>
+        </w:rPr>
+        <w:t>-تم-</w:t>
       </w:r>
     </w:p>
     <w:sectPr>
       <w:pgSz w:w="11906" w:h="16838"/>
-      <w:pgMar w:top="1440" w:right="1800" w:bottom="1440" w:left="1800" w:header="708" w:footer="708" w:gutter="0"/>
+      <w:pgMar w:top="1440" w:right="1440" w:bottom="1440" w:left="1440" w:header="708" w:footer="708" w:gutter="0"/>
       <w:cols w:space="708"/>
-      <w:bidi/>
-      <w:rtlGutter/>
       <w:docGrid w:linePitch="360"/>
     </w:sectPr>
   </w:body>
@@ -893,60 +728,69 @@
     <w:p>
       <w:pPr>
         <w:pStyle w:val="FootnoteText"/>
-        <w:jc w:val="both"/>
-        <w:rPr>
+        <w:bidi/>
+        <w:rPr>
+          <w:rFonts w:ascii="Sakkal Majalla" w:hAnsi="Sakkal Majalla" w:cs="Sakkal Majalla" w:hint="cs"/>
           <w:b/>
           <w:bCs/>
           <w:sz w:val="26"/>
           <w:szCs w:val="26"/>
-        </w:rPr>
-      </w:pPr>
-      <w:r>
-        <w:rPr>
-          <w:rStyle w:val="FootnoteReference"/>
-        </w:rPr>
-        <w:footnoteRef/>
-      </w:r>
-      <w:r>
-        <w:rPr>
-          <w:rtl/>
-        </w:rPr>
-        <w:t xml:space="preserve"> </w:t>
-      </w:r>
-      <w:r>
-        <w:rPr>
-          <w:rFonts w:hint="cs"/>
+          <w:rtl/>
+        </w:rPr>
+      </w:pPr>
+      <w:r>
+        <w:rPr>
+          <w:rFonts w:ascii="Sakkal Majalla" w:hAnsi="Sakkal Majalla" w:cs="Sakkal Majalla"/>
           <w:b/>
           <w:bCs/>
           <w:sz w:val="26"/>
           <w:szCs w:val="26"/>
-          <w:rtl/>
-        </w:rPr>
-        <w:t>ملاحظة دائرة التحرير: لتكميل الصورة نُشير أيضًا إلى غلاطية 5: 24: "</w:t>
-      </w:r>
-      <w:r>
-        <w:rPr>
+        </w:rPr>
+        <w:footnoteRef/>
+      </w:r>
+      <w:r>
+        <w:rPr>
+          <w:rFonts w:ascii="Sakkal Majalla" w:hAnsi="Sakkal Majalla" w:cs="Sakkal Majalla"/>
           <w:b/>
           <w:bCs/>
           <w:sz w:val="26"/>
           <w:szCs w:val="26"/>
-          <w:rtl/>
-        </w:rPr>
-        <w:t xml:space="preserve"> وَلكِنَّ الَّذِينَ هُمْ لِلْمَسِيحِ قَدْ صَلَبُوا الْجَسَدَ مَعَ الأَهْوَاءِ وَالشَّهَوَاتِ.</w:t>
-      </w:r>
-      <w:r>
-        <w:rPr>
-          <w:rFonts w:hint="cs"/>
+        </w:rPr>
+        <w:t xml:space="preserve"> </w:t>
+      </w:r>
+      <w:r>
+        <w:rPr>
+          <w:rFonts w:ascii="Sakkal Majalla" w:hAnsi="Sakkal Majalla" w:cs="Sakkal Majalla" w:hint="cs"/>
           <w:b/>
           <w:bCs/>
           <w:sz w:val="26"/>
           <w:szCs w:val="26"/>
           <w:rtl/>
         </w:rPr>
-        <w:t>".</w:t>
-      </w:r>
-      <w:bookmarkStart w:id="0" w:name="_GoBack"/>
-      <w:bookmarkEnd w:id="0"/>
+        <w:t xml:space="preserve">ملاحظة المحرر: </w:t>
+      </w:r>
+      <w:r>
+        <w:rPr>
+          <w:rFonts w:ascii="Sakkal Majalla" w:hAnsi="Sakkal Majalla" w:cs="Sakkal Majalla" w:hint="cs"/>
+          <w:b/>
+          <w:bCs/>
+          <w:sz w:val="26"/>
+          <w:szCs w:val="26"/>
+          <w:rtl/>
+        </w:rPr>
+        <w:t>لتكميل الصورة نود أيضًا أن نشير إلى غلاطية 5: 24: "</w:t>
+      </w:r>
+      <w:r>
+        <w:rPr>
+          <w:rFonts w:ascii="Sakkal Majalla" w:hAnsi="Sakkal Majalla" w:cs="Sakkal Majalla"/>
+          <w:b/>
+          <w:bCs/>
+          <w:sz w:val="26"/>
+          <w:szCs w:val="26"/>
+          <w:rtl/>
+        </w:rPr>
+        <w:t>وَلكِنَّ الَّذِينَ هُمْ لِلْمَسِيحِ قَدْ صَلَبُوا الْجَسَدَ مَعَ الأَهْوَاءِ وَالشَّهَوَاتِ.</w:t>
+      </w:r>
     </w:p>
   </w:footnote>
 </w:footnotes>
@@ -957,10 +801,10 @@
   <w:docDefaults>
     <w:rPrDefault>
       <w:rPr>
-        <w:rFonts w:ascii="Sakkal Majalla" w:eastAsiaTheme="minorHAnsi" w:hAnsi="Sakkal Majalla" w:cs="Sakkal Majalla"/>
-        <w:sz w:val="28"/>
-        <w:szCs w:val="28"/>
-        <w:lang w:val="en-US" w:eastAsia="en-US" w:bidi="ar-SA"/>
+        <w:rFonts w:asciiTheme="minorHAnsi" w:eastAsiaTheme="minorHAnsi" w:hAnsiTheme="minorHAnsi" w:cstheme="minorBidi"/>
+        <w:sz w:val="22"/>
+        <w:szCs w:val="22"/>
+        <w:lang w:val="en-IL" w:eastAsia="en-US" w:bidi="ar-SA"/>
       </w:rPr>
     </w:rPrDefault>
     <w:pPrDefault>
@@ -1350,11 +1194,7 @@
   <w:style w:type="paragraph" w:default="1" w:styleId="Normal">
     <w:name w:val="Normal"/>
     <w:qFormat/>
-    <w:pPr>
-      <w:bidi/>
-    </w:pPr>
     <w:rPr>
-      <w:noProof/>
       <w:lang w:bidi="ar-EG"/>
     </w:rPr>
   </w:style>
@@ -1390,7 +1230,7 @@
     <w:basedOn w:val="DefaultParagraphFont"/>
     <w:uiPriority w:val="99"/>
     <w:unhideWhenUsed/>
-    <w:rsid w:val="00296A9F"/>
+    <w:rsid w:val="0013274D"/>
     <w:rPr>
       <w:color w:val="0563C1" w:themeColor="hyperlink"/>
       <w:u w:val="single"/>
@@ -1402,22 +1242,10 @@
     <w:uiPriority w:val="99"/>
     <w:semiHidden/>
     <w:unhideWhenUsed/>
-    <w:rsid w:val="00296A9F"/>
+    <w:rsid w:val="0013274D"/>
     <w:rPr>
       <w:color w:val="605E5C"/>
       <w:shd w:val="clear" w:color="auto" w:fill="E1DFDD"/>
-    </w:rPr>
-  </w:style>
-  <w:style w:type="character" w:styleId="FollowedHyperlink">
-    <w:name w:val="FollowedHyperlink"/>
-    <w:basedOn w:val="DefaultParagraphFont"/>
-    <w:uiPriority w:val="99"/>
-    <w:semiHidden/>
-    <w:unhideWhenUsed/>
-    <w:rsid w:val="0040588E"/>
-    <w:rPr>
-      <w:color w:val="954F72" w:themeColor="followedHyperlink"/>
-      <w:u w:val="single"/>
     </w:rPr>
   </w:style>
   <w:style w:type="paragraph" w:styleId="FootnoteText">
@@ -1427,7 +1255,7 @@
     <w:uiPriority w:val="99"/>
     <w:semiHidden/>
     <w:unhideWhenUsed/>
-    <w:rsid w:val="005F10B0"/>
+    <w:rsid w:val="001C7A92"/>
     <w:pPr>
       <w:spacing w:after="0" w:line="240" w:lineRule="auto"/>
     </w:pPr>
@@ -1442,9 +1270,8 @@
     <w:link w:val="FootnoteText"/>
     <w:uiPriority w:val="99"/>
     <w:semiHidden/>
-    <w:rsid w:val="005F10B0"/>
+    <w:rsid w:val="001C7A92"/>
     <w:rPr>
-      <w:noProof/>
       <w:sz w:val="20"/>
       <w:szCs w:val="20"/>
       <w:lang w:bidi="ar-EG"/>
@@ -1456,16 +1283,28 @@
     <w:uiPriority w:val="99"/>
     <w:semiHidden/>
     <w:unhideWhenUsed/>
-    <w:rsid w:val="005F10B0"/>
+    <w:rsid w:val="001C7A92"/>
     <w:rPr>
       <w:vertAlign w:val="superscript"/>
+    </w:rPr>
+  </w:style>
+  <w:style w:type="character" w:styleId="FollowedHyperlink">
+    <w:name w:val="FollowedHyperlink"/>
+    <w:basedOn w:val="DefaultParagraphFont"/>
+    <w:uiPriority w:val="99"/>
+    <w:semiHidden/>
+    <w:unhideWhenUsed/>
+    <w:rsid w:val="00043322"/>
+    <w:rPr>
+      <w:color w:val="954F72" w:themeColor="followedHyperlink"/>
+      <w:u w:val="single"/>
     </w:rPr>
   </w:style>
 </w:styles>
 </file>
 
 <file path=word/theme/theme1.xml><?xml version="1.0" encoding="utf-8"?>
-<a:theme xmlns:a="http://schemas.openxmlformats.org/drawingml/2006/main" name="Office Theme">
+<a:theme xmlns:a="http://schemas.openxmlformats.org/drawingml/2006/main" name="ערכת נושא Office">
   <a:themeElements>
     <a:clrScheme name="Office">
       <a:dk1>
@@ -1760,11 +1599,11 @@
 </file>
 
 <file path=customXml/item1.xml><?xml version="1.0" encoding="utf-8"?>
-<b:Sources xmlns:b="http://schemas.openxmlformats.org/officeDocument/2006/bibliography" xmlns="http://schemas.openxmlformats.org/officeDocument/2006/bibliography" SelectedStyle="\apasixtheditionofficeonline.xsl" StyleName="APA" Version="6"/>
+<b:Sources xmlns:b="http://schemas.openxmlformats.org/officeDocument/2006/bibliography" xmlns="http://schemas.openxmlformats.org/officeDocument/2006/bibliography" SelectedStyle="\APASixthEditionOfficeOnline.xsl" StyleName="APA" Version="6"/>
 </file>
 
 <file path=customXml/itemProps1.xml><?xml version="1.0" encoding="utf-8"?>
-<ds:datastoreItem xmlns:ds="http://schemas.openxmlformats.org/officeDocument/2006/customXml" ds:itemID="{C28656CA-3EE2-4AC0-A818-9F62D17C4DBD}">
+<ds:datastoreItem xmlns:ds="http://schemas.openxmlformats.org/officeDocument/2006/customXml" ds:itemID="{C31BCE64-08FD-413A-BE97-3AF1CB7CF9CA}">
   <ds:schemaRefs>
     <ds:schemaRef ds:uri="http://schemas.openxmlformats.org/officeDocument/2006/bibliography"/>
   </ds:schemaRefs>
